--- a/exercises/Bài tập tổng hợp 71-73 - Mở rộng từ vựng/Đề 1.docx
+++ b/exercises/Bài tập tổng hợp 71-73 - Mở rộng từ vựng/Đề 1.docx
@@ -3,604 +3,3075 @@
 <w:document xmlns:w="http://schemas.openxmlformats.org/wordprocessingml/2006/main">
   <w:body>
     <w:p>
-      <w:r>
-        <w:rPr>
+      <w:pPr>
+        <w:spacing w:before="0" w:after="180" w:line="320" w:lineRule="auto"/>
+        <w:widowControl/>
+        <w:jc w:val="center"/>
+        <w:keepNext/>
+      </w:pPr>
+      <w:r>
+        <w:rPr>
+          <w:color w:val="000000"/>
           <w:b/>
-        </w:rPr>
-        <w:t xml:space="preserve">ĐỀ TỔNG HỢP 71–73 – ĐỀ 1</w:t>
-      </w:r>
-    </w:p>
-    <w:p>
-      <w:r>
-        <w:t xml:space="preserve">COLLOCATIONS – IDIOMS – SYNONYMS AND ANTONYMS</w:t>
-      </w:r>
-    </w:p>
-    <w:p>
-      <w:r>
-        <w:t xml:space="preserve">Họ và tên: __________________________                         Điểm: ________/100</w:t>
-      </w:r>
-    </w:p>
-    <w:p>
-      <w:r>
-        <w:rPr>
+          <w:sz w:val="30"/>
+          <w:szCs w:val="30"/>
+        </w:rPr>
+        <w:t>ĐỀ TỔNG HỢP 71–73 – ĐỀ 1</w:t>
+      </w:r>
+    </w:p>
+    <w:p>
+      <w:pPr>
+        <w:spacing w:before="0" w:after="200" w:line="300" w:lineRule="auto"/>
+        <w:widowControl/>
+        <w:jc w:val="center"/>
+        <w:keepNext/>
+      </w:pPr>
+      <w:r>
+        <w:rPr>
+          <w:color w:val="000000"/>
           <w:b/>
-        </w:rPr>
-        <w:t xml:space="preserve">PHẦN 1. VERB + NOUN COLLOCATIONS (10 điểm)</w:t>
-      </w:r>
-    </w:p>
-    <w:p>
-      <w:r>
-        <w:t xml:space="preserve">1. ___ a decision</w:t>
-      </w:r>
-    </w:p>
-    <w:p>
-      <w:r>
-        <w:t xml:space="preserve">2. ___ research</w:t>
-      </w:r>
-    </w:p>
-    <w:p>
-      <w:r>
-        <w:t xml:space="preserve">3. ___ a risk</w:t>
-      </w:r>
-    </w:p>
-    <w:p>
-      <w:r>
-        <w:t xml:space="preserve">4. ___ attention</w:t>
-      </w:r>
-    </w:p>
-    <w:p>
-      <w:r>
-        <w:t xml:space="preserve">5. ___ a cold</w:t>
-      </w:r>
-    </w:p>
-    <w:p>
-      <w:r>
-        <w:t xml:space="preserve">6. ___ a promise</w:t>
-      </w:r>
-    </w:p>
-    <w:p>
-      <w:r>
-        <w:t xml:space="preserve">7. ___ advice</w:t>
-      </w:r>
-    </w:p>
-    <w:p>
-      <w:r>
-        <w:t xml:space="preserve">8. ___ experience</w:t>
-      </w:r>
-    </w:p>
-    <w:p>
-      <w:r>
-        <w:t xml:space="preserve">9. ___ a deadline</w:t>
-      </w:r>
-    </w:p>
-    <w:p>
-      <w:r>
-        <w:t xml:space="preserve">10. ___ a conclusion</w:t>
-      </w:r>
-    </w:p>
-    <w:p>
-      <w:r>
-        <w:rPr>
+          <w:sz w:val="22"/>
+          <w:szCs w:val="22"/>
+        </w:rPr>
+        <w:t>COLLOCATIONS – IDIOMS – SYNONYMS AND ANTONYMS</w:t>
+      </w:r>
+    </w:p>
+    <w:p>
+      <w:pPr>
+        <w:spacing w:before="0" w:after="140" w:line="300" w:lineRule="auto"/>
+        <w:widowControl/>
+      </w:pPr>
+      <w:r>
+        <w:rPr>
+          <w:color w:val="000000"/>
+        </w:rPr>
+        <w:t>Họ và tên: __________________________                         Điểm: ________/100</w:t>
+      </w:r>
+    </w:p>
+    <w:p>
+      <w:pPr>
+        <w:spacing w:before="0" w:after="70" w:line="300" w:lineRule="auto"/>
+        <w:widowControl/>
+      </w:pPr>
+      <w:r>
+        <w:rPr>
+          <w:color w:val="000000"/>
+        </w:rPr>
+        <w:t>Phạm vi kiến thức: Bài 71–73 — collocations, idioms, từ đồng nghĩa và từ trái nghĩa.</w:t>
+      </w:r>
+    </w:p>
+    <w:p>
+      <w:pPr>
+        <w:spacing w:before="0" w:after="70" w:line="300" w:lineRule="auto"/>
+        <w:widowControl/>
+      </w:pPr>
+      <w:r>
+        <w:rPr>
+          <w:color w:val="000000"/>
+        </w:rPr>
+        <w:t>Thời gian làm bài dự kiến: 90 phút.</w:t>
+      </w:r>
+    </w:p>
+    <w:p>
+      <w:pPr>
+        <w:spacing w:before="0" w:after="70" w:line="300" w:lineRule="auto"/>
+        <w:widowControl/>
+      </w:pPr>
+      <w:r>
+        <w:rPr>
+          <w:color w:val="000000"/>
+        </w:rPr>
+        <w:t>Tổng điểm: 100 điểm.</w:t>
+      </w:r>
+    </w:p>
+    <w:p>
+      <w:pPr>
+        <w:spacing w:before="0" w:after="170" w:line="320" w:lineRule="auto"/>
+        <w:widowControl/>
+      </w:pPr>
+      <w:r>
+        <w:rPr>
+          <w:color w:val="000000"/>
+        </w:rPr>
+        <w:t>Hướng dẫn chung: Làm lần lượt từng phần; chú ý từ loại, nghĩa, cách kết hợp và ngữ cảnh. Với câu viết, trình bày đủ ý và đúng độ dài yêu cầu.</w:t>
+      </w:r>
+    </w:p>
+    <w:p>
+      <w:pPr>
+        <w:spacing w:before="240" w:after="60" w:line="300" w:lineRule="auto"/>
+        <w:widowControl/>
+        <w:keepNext/>
+      </w:pPr>
+      <w:r>
+        <w:rPr>
+          <w:color w:val="000000"/>
           <w:b/>
-        </w:rPr>
-        <w:t xml:space="preserve">PHẦN 2. ADJECTIVE / ADVERB COLLOCATIONS (10 điểm)</w:t>
-      </w:r>
-    </w:p>
-    <w:p>
-      <w:r>
-        <w:t xml:space="preserve">1. ___ rain: A heavy B strong C powerful</w:t>
-      </w:r>
-    </w:p>
-    <w:p>
-      <w:r>
-        <w:t xml:space="preserve">2. ___ coffee: A heavy B strong C hard</w:t>
-      </w:r>
-    </w:p>
-    <w:p>
-      <w:r>
-        <w:t xml:space="preserve">3. ___ price: A tall B high C strong</w:t>
-      </w:r>
-    </w:p>
-    <w:p>
-      <w:r>
-        <w:t xml:space="preserve">4. ___ friend: A close B near C narrow</w:t>
-      </w:r>
-    </w:p>
-    <w:p>
-      <w:r>
-        <w:t xml:space="preserve">5. ___ problem: A serious B heavy C tall</w:t>
-      </w:r>
-    </w:p>
-    <w:p>
-      <w:r>
-        <w:t xml:space="preserve">6. ___ change: A major B tall C thick</w:t>
-      </w:r>
-    </w:p>
-    <w:p>
-      <w:r>
-        <w:t xml:space="preserve">7. ___ glance: A quick B rapid C speedy</w:t>
-      </w:r>
-    </w:p>
-    <w:p>
-      <w:r>
-        <w:t xml:space="preserve">8. ___ argument: A strong B muscular C tall</w:t>
-      </w:r>
-    </w:p>
-    <w:p>
-      <w:r>
-        <w:t xml:space="preserve">9. ___ quality: A high B tall C large</w:t>
-      </w:r>
-    </w:p>
-    <w:p>
-      <w:r>
-        <w:t xml:space="preserve">10. ___ diet: A balanced B equal C even</w:t>
-      </w:r>
-    </w:p>
-    <w:p>
-      <w:r>
-        <w:rPr>
+          <w:sz w:val="24"/>
+          <w:szCs w:val="24"/>
+        </w:rPr>
+        <w:t>PHẦN 1. VERB + NOUN COLLOCATIONS (10 điểm)</w:t>
+      </w:r>
+    </w:p>
+    <w:p>
+      <w:pPr>
+        <w:spacing w:before="0" w:after="100" w:line="300" w:lineRule="auto"/>
+        <w:widowControl/>
+      </w:pPr>
+      <w:r>
+        <w:rPr>
+          <w:color w:val="000000"/>
+          <w:i/>
+        </w:rPr>
+        <w:t>Điền từ hoặc cụm từ phù hợp để hoàn thành mỗi collocation.</w:t>
+      </w:r>
+    </w:p>
+    <w:p>
+      <w:pPr>
+        <w:spacing w:before="20" w:after="80" w:line="300" w:lineRule="auto"/>
+        <w:widowControl/>
+      </w:pPr>
+      <w:r>
+        <w:rPr>
+          <w:color w:val="000000"/>
+        </w:rPr>
+        <w:t>1. ___ a decision</w:t>
+      </w:r>
+    </w:p>
+    <w:p>
+      <w:pPr>
+        <w:spacing w:before="20" w:after="80" w:line="300" w:lineRule="auto"/>
+        <w:widowControl/>
+      </w:pPr>
+      <w:r>
+        <w:rPr>
+          <w:color w:val="000000"/>
+        </w:rPr>
+        <w:t>2. ___ research</w:t>
+      </w:r>
+    </w:p>
+    <w:p>
+      <w:pPr>
+        <w:spacing w:before="20" w:after="80" w:line="300" w:lineRule="auto"/>
+        <w:widowControl/>
+      </w:pPr>
+      <w:r>
+        <w:rPr>
+          <w:color w:val="000000"/>
+        </w:rPr>
+        <w:t>3. ___ a risk</w:t>
+      </w:r>
+    </w:p>
+    <w:p>
+      <w:pPr>
+        <w:spacing w:before="20" w:after="80" w:line="300" w:lineRule="auto"/>
+        <w:widowControl/>
+      </w:pPr>
+      <w:r>
+        <w:rPr>
+          <w:color w:val="000000"/>
+        </w:rPr>
+        <w:t>4. ___ attention</w:t>
+      </w:r>
+    </w:p>
+    <w:p>
+      <w:pPr>
+        <w:spacing w:before="20" w:after="80" w:line="300" w:lineRule="auto"/>
+        <w:widowControl/>
+      </w:pPr>
+      <w:r>
+        <w:rPr>
+          <w:color w:val="000000"/>
+        </w:rPr>
+        <w:t>5. ___ a cold</w:t>
+      </w:r>
+    </w:p>
+    <w:p>
+      <w:pPr>
+        <w:spacing w:before="20" w:after="80" w:line="300" w:lineRule="auto"/>
+        <w:widowControl/>
+      </w:pPr>
+      <w:r>
+        <w:rPr>
+          <w:color w:val="000000"/>
+        </w:rPr>
+        <w:t>6. ___ a promise</w:t>
+      </w:r>
+    </w:p>
+    <w:p>
+      <w:pPr>
+        <w:spacing w:before="20" w:after="80" w:line="300" w:lineRule="auto"/>
+        <w:widowControl/>
+      </w:pPr>
+      <w:r>
+        <w:rPr>
+          <w:color w:val="000000"/>
+        </w:rPr>
+        <w:t>7. ___ advice</w:t>
+      </w:r>
+    </w:p>
+    <w:p>
+      <w:pPr>
+        <w:spacing w:before="20" w:after="80" w:line="300" w:lineRule="auto"/>
+        <w:widowControl/>
+      </w:pPr>
+      <w:r>
+        <w:rPr>
+          <w:color w:val="000000"/>
+        </w:rPr>
+        <w:t>8. ___ experience</w:t>
+      </w:r>
+    </w:p>
+    <w:p>
+      <w:pPr>
+        <w:spacing w:before="20" w:after="80" w:line="300" w:lineRule="auto"/>
+        <w:widowControl/>
+      </w:pPr>
+      <w:r>
+        <w:rPr>
+          <w:color w:val="000000"/>
+        </w:rPr>
+        <w:t>9. ___ a deadline</w:t>
+      </w:r>
+    </w:p>
+    <w:p>
+      <w:pPr>
+        <w:spacing w:before="20" w:after="80" w:line="300" w:lineRule="auto"/>
+        <w:widowControl/>
+      </w:pPr>
+      <w:r>
+        <w:rPr>
+          <w:color w:val="000000"/>
+        </w:rPr>
+        <w:t>10. ___ a conclusion</w:t>
+      </w:r>
+    </w:p>
+    <w:p>
+      <w:pPr>
+        <w:spacing w:before="240" w:after="60" w:line="300" w:lineRule="auto"/>
+        <w:widowControl/>
+        <w:keepNext/>
+      </w:pPr>
+      <w:r>
+        <w:rPr>
+          <w:color w:val="000000"/>
           <w:b/>
-        </w:rPr>
-        <w:t xml:space="preserve">PHẦN 3. SỬA COLLOCATION KHÔNG TỰ NHIÊN (10 điểm)</w:t>
-      </w:r>
-    </w:p>
-    <w:p>
-      <w:r>
-        <w:t xml:space="preserve">1. I did a serious mistake.</w:t>
-      </w:r>
-    </w:p>
-    <w:p>
-      <w:r>
-        <w:t xml:space="preserve">2. We made research before the meeting.</w:t>
-      </w:r>
-    </w:p>
-    <w:p>
-      <w:r>
-        <w:t xml:space="preserve">3. There was strong rain all night.</w:t>
-      </w:r>
-    </w:p>
-    <w:p>
-      <w:r>
-        <w:t xml:space="preserve">4. Lan learned valuable experience.</w:t>
-      </w:r>
-    </w:p>
-    <w:p>
-      <w:r>
-        <w:t xml:space="preserve">5. Please pay attention on the instructions.</w:t>
-      </w:r>
-    </w:p>
-    <w:p>
-      <w:r>
-        <w:t xml:space="preserve">6. Nam gave an exam yesterday.</w:t>
-      </w:r>
-    </w:p>
-    <w:p>
-      <w:r>
-        <w:t xml:space="preserve">7. The company obtained a big success.</w:t>
-      </w:r>
-    </w:p>
-    <w:p>
-      <w:r>
-        <w:t xml:space="preserve">8. She made her best.</w:t>
-      </w:r>
-    </w:p>
-    <w:p>
-      <w:r>
-        <w:t xml:space="preserve">9. We did a discussion.</w:t>
-      </w:r>
-    </w:p>
-    <w:p>
-      <w:r>
-        <w:t xml:space="preserve">10. He has a highly relationship with his manager.</w:t>
-      </w:r>
-    </w:p>
-    <w:p>
-      <w:r>
-        <w:rPr>
+          <w:sz w:val="24"/>
+          <w:szCs w:val="24"/>
+        </w:rPr>
+        <w:t>PHẦN 2. ADJECTIVE / ADVERB COLLOCATIONS (10 điểm)</w:t>
+      </w:r>
+    </w:p>
+    <w:p>
+      <w:pPr>
+        <w:spacing w:before="0" w:after="100" w:line="300" w:lineRule="auto"/>
+        <w:widowControl/>
+      </w:pPr>
+      <w:r>
+        <w:rPr>
+          <w:color w:val="000000"/>
+          <w:i/>
+        </w:rPr>
+        <w:t>Chọn từ kết hợp tự nhiên nhất với từ hoặc cụm từ đã cho.</w:t>
+      </w:r>
+    </w:p>
+    <w:p>
+      <w:pPr>
+        <w:spacing w:before="20" w:after="80" w:line="300" w:lineRule="auto"/>
+        <w:widowControl/>
+        <w:keepNext/>
+      </w:pPr>
+      <w:r>
+        <w:rPr>
+          <w:color w:val="000000"/>
+        </w:rPr>
+        <w:t>1. ___ rain:</w:t>
+      </w:r>
+    </w:p>
+    <w:p>
+      <w:pPr>
+        <w:spacing w:before="0" w:after="40" w:line="300" w:lineRule="auto"/>
+        <w:widowControl/>
+        <w:keepNext/>
+      </w:pPr>
+      <w:r>
+        <w:rPr>
+          <w:color w:val="000000"/>
+        </w:rPr>
+        <w:t>A. heavy</w:t>
+      </w:r>
+    </w:p>
+    <w:p>
+      <w:pPr>
+        <w:spacing w:before="0" w:after="40" w:line="300" w:lineRule="auto"/>
+        <w:widowControl/>
+        <w:keepNext/>
+      </w:pPr>
+      <w:r>
+        <w:rPr>
+          <w:color w:val="000000"/>
+        </w:rPr>
+        <w:t>B. strong</w:t>
+      </w:r>
+    </w:p>
+    <w:p>
+      <w:pPr>
+        <w:spacing w:before="0" w:after="40" w:line="300" w:lineRule="auto"/>
+        <w:widowControl/>
+      </w:pPr>
+      <w:r>
+        <w:rPr>
+          <w:color w:val="000000"/>
+        </w:rPr>
+        <w:t>C. powerful</w:t>
+      </w:r>
+    </w:p>
+    <w:p>
+      <w:pPr>
+        <w:spacing w:before="20" w:after="80" w:line="300" w:lineRule="auto"/>
+        <w:widowControl/>
+        <w:keepNext/>
+      </w:pPr>
+      <w:r>
+        <w:rPr>
+          <w:color w:val="000000"/>
+        </w:rPr>
+        <w:t>2. ___ coffee:</w:t>
+      </w:r>
+    </w:p>
+    <w:p>
+      <w:pPr>
+        <w:spacing w:before="0" w:after="40" w:line="300" w:lineRule="auto"/>
+        <w:widowControl/>
+        <w:keepNext/>
+      </w:pPr>
+      <w:r>
+        <w:rPr>
+          <w:color w:val="000000"/>
+        </w:rPr>
+        <w:t>A. heavy</w:t>
+      </w:r>
+    </w:p>
+    <w:p>
+      <w:pPr>
+        <w:spacing w:before="0" w:after="40" w:line="300" w:lineRule="auto"/>
+        <w:widowControl/>
+        <w:keepNext/>
+      </w:pPr>
+      <w:r>
+        <w:rPr>
+          <w:color w:val="000000"/>
+        </w:rPr>
+        <w:t>B. strong</w:t>
+      </w:r>
+    </w:p>
+    <w:p>
+      <w:pPr>
+        <w:spacing w:before="0" w:after="40" w:line="300" w:lineRule="auto"/>
+        <w:widowControl/>
+      </w:pPr>
+      <w:r>
+        <w:rPr>
+          <w:color w:val="000000"/>
+        </w:rPr>
+        <w:t>C. hard</w:t>
+      </w:r>
+    </w:p>
+    <w:p>
+      <w:pPr>
+        <w:spacing w:before="20" w:after="80" w:line="300" w:lineRule="auto"/>
+        <w:widowControl/>
+        <w:keepNext/>
+      </w:pPr>
+      <w:r>
+        <w:rPr>
+          <w:color w:val="000000"/>
+        </w:rPr>
+        <w:t>3. ___ price:</w:t>
+      </w:r>
+    </w:p>
+    <w:p>
+      <w:pPr>
+        <w:spacing w:before="0" w:after="40" w:line="300" w:lineRule="auto"/>
+        <w:widowControl/>
+        <w:keepNext/>
+      </w:pPr>
+      <w:r>
+        <w:rPr>
+          <w:color w:val="000000"/>
+        </w:rPr>
+        <w:t>A. tall</w:t>
+      </w:r>
+    </w:p>
+    <w:p>
+      <w:pPr>
+        <w:spacing w:before="0" w:after="40" w:line="300" w:lineRule="auto"/>
+        <w:widowControl/>
+        <w:keepNext/>
+      </w:pPr>
+      <w:r>
+        <w:rPr>
+          <w:color w:val="000000"/>
+        </w:rPr>
+        <w:t>B. high</w:t>
+      </w:r>
+    </w:p>
+    <w:p>
+      <w:pPr>
+        <w:spacing w:before="0" w:after="40" w:line="300" w:lineRule="auto"/>
+        <w:widowControl/>
+      </w:pPr>
+      <w:r>
+        <w:rPr>
+          <w:color w:val="000000"/>
+        </w:rPr>
+        <w:t>C. strong</w:t>
+      </w:r>
+    </w:p>
+    <w:p>
+      <w:pPr>
+        <w:spacing w:before="20" w:after="80" w:line="300" w:lineRule="auto"/>
+        <w:widowControl/>
+        <w:keepNext/>
+      </w:pPr>
+      <w:r>
+        <w:rPr>
+          <w:color w:val="000000"/>
+        </w:rPr>
+        <w:t>4. ___ friend:</w:t>
+      </w:r>
+    </w:p>
+    <w:p>
+      <w:pPr>
+        <w:spacing w:before="0" w:after="40" w:line="300" w:lineRule="auto"/>
+        <w:widowControl/>
+        <w:keepNext/>
+      </w:pPr>
+      <w:r>
+        <w:rPr>
+          <w:color w:val="000000"/>
+        </w:rPr>
+        <w:t>A. close</w:t>
+      </w:r>
+    </w:p>
+    <w:p>
+      <w:pPr>
+        <w:spacing w:before="0" w:after="40" w:line="300" w:lineRule="auto"/>
+        <w:widowControl/>
+        <w:keepNext/>
+      </w:pPr>
+      <w:r>
+        <w:rPr>
+          <w:color w:val="000000"/>
+        </w:rPr>
+        <w:t>B. near</w:t>
+      </w:r>
+    </w:p>
+    <w:p>
+      <w:pPr>
+        <w:spacing w:before="0" w:after="40" w:line="300" w:lineRule="auto"/>
+        <w:widowControl/>
+      </w:pPr>
+      <w:r>
+        <w:rPr>
+          <w:color w:val="000000"/>
+        </w:rPr>
+        <w:t>C. narrow</w:t>
+      </w:r>
+    </w:p>
+    <w:p>
+      <w:pPr>
+        <w:spacing w:before="20" w:after="80" w:line="300" w:lineRule="auto"/>
+        <w:widowControl/>
+        <w:keepNext/>
+      </w:pPr>
+      <w:r>
+        <w:rPr>
+          <w:color w:val="000000"/>
+        </w:rPr>
+        <w:t>5. ___ problem:</w:t>
+      </w:r>
+    </w:p>
+    <w:p>
+      <w:pPr>
+        <w:spacing w:before="0" w:after="40" w:line="300" w:lineRule="auto"/>
+        <w:widowControl/>
+        <w:keepNext/>
+      </w:pPr>
+      <w:r>
+        <w:rPr>
+          <w:color w:val="000000"/>
+        </w:rPr>
+        <w:t>A. serious</w:t>
+      </w:r>
+    </w:p>
+    <w:p>
+      <w:pPr>
+        <w:spacing w:before="0" w:after="40" w:line="300" w:lineRule="auto"/>
+        <w:widowControl/>
+        <w:keepNext/>
+      </w:pPr>
+      <w:r>
+        <w:rPr>
+          <w:color w:val="000000"/>
+        </w:rPr>
+        <w:t>B. heavy</w:t>
+      </w:r>
+    </w:p>
+    <w:p>
+      <w:pPr>
+        <w:spacing w:before="0" w:after="40" w:line="300" w:lineRule="auto"/>
+        <w:widowControl/>
+      </w:pPr>
+      <w:r>
+        <w:rPr>
+          <w:color w:val="000000"/>
+        </w:rPr>
+        <w:t>C. tall</w:t>
+      </w:r>
+    </w:p>
+    <w:p>
+      <w:pPr>
+        <w:spacing w:before="20" w:after="80" w:line="300" w:lineRule="auto"/>
+        <w:widowControl/>
+        <w:keepNext/>
+      </w:pPr>
+      <w:r>
+        <w:rPr>
+          <w:color w:val="000000"/>
+        </w:rPr>
+        <w:t>6. ___ change:</w:t>
+      </w:r>
+    </w:p>
+    <w:p>
+      <w:pPr>
+        <w:spacing w:before="0" w:after="40" w:line="300" w:lineRule="auto"/>
+        <w:widowControl/>
+        <w:keepNext/>
+      </w:pPr>
+      <w:r>
+        <w:rPr>
+          <w:color w:val="000000"/>
+        </w:rPr>
+        <w:t>A. major</w:t>
+      </w:r>
+    </w:p>
+    <w:p>
+      <w:pPr>
+        <w:spacing w:before="0" w:after="40" w:line="300" w:lineRule="auto"/>
+        <w:widowControl/>
+        <w:keepNext/>
+      </w:pPr>
+      <w:r>
+        <w:rPr>
+          <w:color w:val="000000"/>
+        </w:rPr>
+        <w:t>B. tall</w:t>
+      </w:r>
+    </w:p>
+    <w:p>
+      <w:pPr>
+        <w:spacing w:before="0" w:after="40" w:line="300" w:lineRule="auto"/>
+        <w:widowControl/>
+      </w:pPr>
+      <w:r>
+        <w:rPr>
+          <w:color w:val="000000"/>
+        </w:rPr>
+        <w:t>C. thick</w:t>
+      </w:r>
+    </w:p>
+    <w:p>
+      <w:pPr>
+        <w:spacing w:before="20" w:after="80" w:line="300" w:lineRule="auto"/>
+        <w:widowControl/>
+        <w:keepNext/>
+      </w:pPr>
+      <w:r>
+        <w:rPr>
+          <w:color w:val="000000"/>
+        </w:rPr>
+        <w:t>7. ___ glance:</w:t>
+      </w:r>
+    </w:p>
+    <w:p>
+      <w:pPr>
+        <w:spacing w:before="0" w:after="40" w:line="300" w:lineRule="auto"/>
+        <w:widowControl/>
+        <w:keepNext/>
+      </w:pPr>
+      <w:r>
+        <w:rPr>
+          <w:color w:val="000000"/>
+        </w:rPr>
+        <w:t>A. quick</w:t>
+      </w:r>
+    </w:p>
+    <w:p>
+      <w:pPr>
+        <w:spacing w:before="0" w:after="40" w:line="300" w:lineRule="auto"/>
+        <w:widowControl/>
+        <w:keepNext/>
+      </w:pPr>
+      <w:r>
+        <w:rPr>
+          <w:color w:val="000000"/>
+        </w:rPr>
+        <w:t>B. rapid</w:t>
+      </w:r>
+    </w:p>
+    <w:p>
+      <w:pPr>
+        <w:spacing w:before="0" w:after="40" w:line="300" w:lineRule="auto"/>
+        <w:widowControl/>
+      </w:pPr>
+      <w:r>
+        <w:rPr>
+          <w:color w:val="000000"/>
+        </w:rPr>
+        <w:t>C. speedy</w:t>
+      </w:r>
+    </w:p>
+    <w:p>
+      <w:pPr>
+        <w:spacing w:before="20" w:after="80" w:line="300" w:lineRule="auto"/>
+        <w:widowControl/>
+        <w:keepNext/>
+      </w:pPr>
+      <w:r>
+        <w:rPr>
+          <w:color w:val="000000"/>
+        </w:rPr>
+        <w:t>8. ___ argument:</w:t>
+      </w:r>
+    </w:p>
+    <w:p>
+      <w:pPr>
+        <w:spacing w:before="0" w:after="40" w:line="300" w:lineRule="auto"/>
+        <w:widowControl/>
+        <w:keepNext/>
+      </w:pPr>
+      <w:r>
+        <w:rPr>
+          <w:color w:val="000000"/>
+        </w:rPr>
+        <w:t>A. strong</w:t>
+      </w:r>
+    </w:p>
+    <w:p>
+      <w:pPr>
+        <w:spacing w:before="0" w:after="40" w:line="300" w:lineRule="auto"/>
+        <w:widowControl/>
+        <w:keepNext/>
+      </w:pPr>
+      <w:r>
+        <w:rPr>
+          <w:color w:val="000000"/>
+        </w:rPr>
+        <w:t>B. muscular</w:t>
+      </w:r>
+    </w:p>
+    <w:p>
+      <w:pPr>
+        <w:spacing w:before="0" w:after="40" w:line="300" w:lineRule="auto"/>
+        <w:widowControl/>
+      </w:pPr>
+      <w:r>
+        <w:rPr>
+          <w:color w:val="000000"/>
+        </w:rPr>
+        <w:t>C. tall</w:t>
+      </w:r>
+    </w:p>
+    <w:p>
+      <w:pPr>
+        <w:spacing w:before="20" w:after="80" w:line="300" w:lineRule="auto"/>
+        <w:widowControl/>
+        <w:keepNext/>
+      </w:pPr>
+      <w:r>
+        <w:rPr>
+          <w:color w:val="000000"/>
+        </w:rPr>
+        <w:t>9. ___ quality:</w:t>
+      </w:r>
+    </w:p>
+    <w:p>
+      <w:pPr>
+        <w:spacing w:before="0" w:after="40" w:line="300" w:lineRule="auto"/>
+        <w:widowControl/>
+        <w:keepNext/>
+      </w:pPr>
+      <w:r>
+        <w:rPr>
+          <w:color w:val="000000"/>
+        </w:rPr>
+        <w:t>A. high</w:t>
+      </w:r>
+    </w:p>
+    <w:p>
+      <w:pPr>
+        <w:spacing w:before="0" w:after="40" w:line="300" w:lineRule="auto"/>
+        <w:widowControl/>
+        <w:keepNext/>
+      </w:pPr>
+      <w:r>
+        <w:rPr>
+          <w:color w:val="000000"/>
+        </w:rPr>
+        <w:t>B. tall</w:t>
+      </w:r>
+    </w:p>
+    <w:p>
+      <w:pPr>
+        <w:spacing w:before="0" w:after="40" w:line="300" w:lineRule="auto"/>
+        <w:widowControl/>
+      </w:pPr>
+      <w:r>
+        <w:rPr>
+          <w:color w:val="000000"/>
+        </w:rPr>
+        <w:t>C. large</w:t>
+      </w:r>
+    </w:p>
+    <w:p>
+      <w:pPr>
+        <w:spacing w:before="20" w:after="80" w:line="300" w:lineRule="auto"/>
+        <w:widowControl/>
+        <w:keepNext/>
+      </w:pPr>
+      <w:r>
+        <w:rPr>
+          <w:color w:val="000000"/>
+        </w:rPr>
+        <w:t>10. ___ diet:</w:t>
+      </w:r>
+    </w:p>
+    <w:p>
+      <w:pPr>
+        <w:spacing w:before="0" w:after="40" w:line="300" w:lineRule="auto"/>
+        <w:widowControl/>
+        <w:keepNext/>
+      </w:pPr>
+      <w:r>
+        <w:rPr>
+          <w:color w:val="000000"/>
+        </w:rPr>
+        <w:t>A. balanced</w:t>
+      </w:r>
+    </w:p>
+    <w:p>
+      <w:pPr>
+        <w:spacing w:before="0" w:after="40" w:line="300" w:lineRule="auto"/>
+        <w:widowControl/>
+        <w:keepNext/>
+      </w:pPr>
+      <w:r>
+        <w:rPr>
+          <w:color w:val="000000"/>
+        </w:rPr>
+        <w:t>B. equal</w:t>
+      </w:r>
+    </w:p>
+    <w:p>
+      <w:pPr>
+        <w:spacing w:before="0" w:after="40" w:line="300" w:lineRule="auto"/>
+        <w:widowControl/>
+      </w:pPr>
+      <w:r>
+        <w:rPr>
+          <w:color w:val="000000"/>
+        </w:rPr>
+        <w:t>C. even</w:t>
+      </w:r>
+    </w:p>
+    <w:p>
+      <w:pPr>
+        <w:spacing w:before="240" w:after="60" w:line="300" w:lineRule="auto"/>
+        <w:widowControl/>
+        <w:keepNext/>
+      </w:pPr>
+      <w:r>
+        <w:rPr>
+          <w:color w:val="000000"/>
           <w:b/>
-        </w:rPr>
-        <w:t xml:space="preserve">PHẦN 4. NỐI IDIOM VỚI NGHĨA (10 điểm)</w:t>
-      </w:r>
-    </w:p>
-    <w:p>
-      <w:r>
-        <w:t xml:space="preserve">1. a piece of cake</w:t>
-      </w:r>
-    </w:p>
-    <w:p>
-      <w:r>
-        <w:t xml:space="preserve">2. under the weather</w:t>
-      </w:r>
-    </w:p>
-    <w:p>
-      <w:r>
-        <w:t xml:space="preserve">3. once in a blue moon</w:t>
-      </w:r>
-    </w:p>
-    <w:p>
-      <w:r>
-        <w:t xml:space="preserve">4. break the ice</w:t>
-      </w:r>
-    </w:p>
-    <w:p>
-      <w:r>
-        <w:t xml:space="preserve">5. cost an arm and a leg</w:t>
-      </w:r>
-    </w:p>
-    <w:p>
-      <w:r>
-        <w:t xml:space="preserve">6. spill the beans</w:t>
-      </w:r>
-    </w:p>
-    <w:p>
-      <w:r>
-        <w:t xml:space="preserve">7. call it a day</w:t>
-      </w:r>
-    </w:p>
-    <w:p>
-      <w:r>
-        <w:t xml:space="preserve">8. on the right track</w:t>
-      </w:r>
-    </w:p>
-    <w:p>
-      <w:r>
-        <w:t xml:space="preserve">9. miss the boat</w:t>
-      </w:r>
-    </w:p>
-    <w:p>
-      <w:r>
-        <w:t xml:space="preserve">10. keep your cool</w:t>
-      </w:r>
-    </w:p>
-    <w:p>
-      <w:r>
-        <w:rPr>
+          <w:sz w:val="24"/>
+          <w:szCs w:val="24"/>
+        </w:rPr>
+        <w:t>PHẦN 3. SỬA COLLOCATION KHÔNG TỰ NHIÊN (10 điểm)</w:t>
+      </w:r>
+    </w:p>
+    <w:p>
+      <w:pPr>
+        <w:spacing w:before="0" w:after="100" w:line="300" w:lineRule="auto"/>
+        <w:widowControl/>
+      </w:pPr>
+      <w:r>
+        <w:rPr>
+          <w:color w:val="000000"/>
+          <w:i/>
+        </w:rPr>
+        <w:t>Sửa mỗi collocation chưa tự nhiên bằng cách viết lại câu. Nếu câu đã đúng, ghi “Correct”.</w:t>
+      </w:r>
+    </w:p>
+    <w:p>
+      <w:pPr>
+        <w:spacing w:before="20" w:after="80" w:line="300" w:lineRule="auto"/>
+        <w:widowControl/>
+      </w:pPr>
+      <w:r>
+        <w:rPr>
+          <w:color w:val="000000"/>
+        </w:rPr>
+        <w:t>1. I did a serious mistake.</w:t>
+      </w:r>
+    </w:p>
+    <w:p>
+      <w:pPr>
+        <w:spacing w:before="20" w:after="80" w:line="300" w:lineRule="auto"/>
+        <w:widowControl/>
+      </w:pPr>
+      <w:r>
+        <w:rPr>
+          <w:color w:val="000000"/>
+        </w:rPr>
+        <w:t>2. We made research before the meeting.</w:t>
+      </w:r>
+    </w:p>
+    <w:p>
+      <w:pPr>
+        <w:spacing w:before="20" w:after="80" w:line="300" w:lineRule="auto"/>
+        <w:widowControl/>
+      </w:pPr>
+      <w:r>
+        <w:rPr>
+          <w:color w:val="000000"/>
+        </w:rPr>
+        <w:t>3. There was strong rain all night.</w:t>
+      </w:r>
+    </w:p>
+    <w:p>
+      <w:pPr>
+        <w:spacing w:before="20" w:after="80" w:line="300" w:lineRule="auto"/>
+        <w:widowControl/>
+      </w:pPr>
+      <w:r>
+        <w:rPr>
+          <w:color w:val="000000"/>
+        </w:rPr>
+        <w:t>4. Lan learned valuable experience.</w:t>
+      </w:r>
+    </w:p>
+    <w:p>
+      <w:pPr>
+        <w:spacing w:before="20" w:after="80" w:line="300" w:lineRule="auto"/>
+        <w:widowControl/>
+      </w:pPr>
+      <w:r>
+        <w:rPr>
+          <w:color w:val="000000"/>
+        </w:rPr>
+        <w:t>5. Please pay attention on the instructions.</w:t>
+      </w:r>
+    </w:p>
+    <w:p>
+      <w:pPr>
+        <w:spacing w:before="20" w:after="80" w:line="300" w:lineRule="auto"/>
+        <w:widowControl/>
+      </w:pPr>
+      <w:r>
+        <w:rPr>
+          <w:color w:val="000000"/>
+        </w:rPr>
+        <w:t>6. Nam gave an exam yesterday.</w:t>
+      </w:r>
+    </w:p>
+    <w:p>
+      <w:pPr>
+        <w:spacing w:before="20" w:after="80" w:line="300" w:lineRule="auto"/>
+        <w:widowControl/>
+      </w:pPr>
+      <w:r>
+        <w:rPr>
+          <w:color w:val="000000"/>
+        </w:rPr>
+        <w:t>7. The company obtained a big success.</w:t>
+      </w:r>
+    </w:p>
+    <w:p>
+      <w:pPr>
+        <w:spacing w:before="20" w:after="80" w:line="300" w:lineRule="auto"/>
+        <w:widowControl/>
+      </w:pPr>
+      <w:r>
+        <w:rPr>
+          <w:color w:val="000000"/>
+        </w:rPr>
+        <w:t>8. She made her best.</w:t>
+      </w:r>
+    </w:p>
+    <w:p>
+      <w:pPr>
+        <w:spacing w:before="20" w:after="80" w:line="300" w:lineRule="auto"/>
+        <w:widowControl/>
+      </w:pPr>
+      <w:r>
+        <w:rPr>
+          <w:color w:val="000000"/>
+        </w:rPr>
+        <w:t>9. We did a discussion.</w:t>
+      </w:r>
+    </w:p>
+    <w:p>
+      <w:pPr>
+        <w:spacing w:before="20" w:after="80" w:line="300" w:lineRule="auto"/>
+        <w:widowControl/>
+      </w:pPr>
+      <w:r>
+        <w:rPr>
+          <w:color w:val="000000"/>
+        </w:rPr>
+        <w:t>10. He has a highly relationship with his manager.</w:t>
+      </w:r>
+    </w:p>
+    <w:p>
+      <w:pPr>
+        <w:spacing w:before="240" w:after="60" w:line="300" w:lineRule="auto"/>
+        <w:widowControl/>
+        <w:keepNext/>
+      </w:pPr>
+      <w:r>
+        <w:rPr>
+          <w:color w:val="000000"/>
           <w:b/>
-        </w:rPr>
-        <w:t xml:space="preserve">PHẦN 5. HOÀN THÀNH IDIOM (10 điểm)</w:t>
-      </w:r>
-    </w:p>
-    <w:p>
-      <w:r>
-        <w:t xml:space="preserve">1. a piece of ___</w:t>
-      </w:r>
-    </w:p>
-    <w:p>
-      <w:r>
-        <w:t xml:space="preserve">2. under the ___</w:t>
-      </w:r>
-    </w:p>
-    <w:p>
-      <w:r>
-        <w:t xml:space="preserve">3. once in a blue ___</w:t>
-      </w:r>
-    </w:p>
-    <w:p>
-      <w:r>
-        <w:t xml:space="preserve">4. break the ___</w:t>
-      </w:r>
-    </w:p>
-    <w:p>
-      <w:r>
-        <w:t xml:space="preserve">5. spill the ___</w:t>
-      </w:r>
-    </w:p>
-    <w:p>
-      <w:r>
-        <w:t xml:space="preserve">6. hit the nail on the ___</w:t>
-      </w:r>
-    </w:p>
-    <w:p>
-      <w:r>
-        <w:t xml:space="preserve">7. keep an eye ___</w:t>
-      </w:r>
-    </w:p>
-    <w:p>
-      <w:r>
-        <w:t xml:space="preserve">8. in the nick of ___</w:t>
-      </w:r>
-    </w:p>
-    <w:p>
-      <w:r>
-        <w:t xml:space="preserve">9. back to square ___</w:t>
-      </w:r>
-    </w:p>
-    <w:p>
-      <w:r>
-        <w:t xml:space="preserve">10. the ball is in your ___</w:t>
-      </w:r>
-    </w:p>
-    <w:p>
-      <w:r>
-        <w:rPr>
+          <w:sz w:val="24"/>
+          <w:szCs w:val="24"/>
+        </w:rPr>
+        <w:t>PHẦN 4. NỐI IDIOM VỚI NGHĨA (10 điểm)</w:t>
+      </w:r>
+    </w:p>
+    <w:p>
+      <w:pPr>
+        <w:spacing w:before="0" w:after="100" w:line="300" w:lineRule="auto"/>
+        <w:widowControl/>
+      </w:pPr>
+      <w:r>
+        <w:rPr>
+          <w:color w:val="000000"/>
+          <w:i/>
+        </w:rPr>
+        <w:t>Viết nghĩa phù hợp của mỗi idiom bằng một cụm từ ngắn gọn.</w:t>
+      </w:r>
+    </w:p>
+    <w:p>
+      <w:pPr>
+        <w:spacing w:before="20" w:after="80" w:line="300" w:lineRule="auto"/>
+        <w:widowControl/>
+      </w:pPr>
+      <w:r>
+        <w:rPr>
+          <w:color w:val="000000"/>
+        </w:rPr>
+        <w:t>1. a piece of cake</w:t>
+      </w:r>
+    </w:p>
+    <w:p>
+      <w:pPr>
+        <w:spacing w:before="20" w:after="80" w:line="300" w:lineRule="auto"/>
+        <w:widowControl/>
+      </w:pPr>
+      <w:r>
+        <w:rPr>
+          <w:color w:val="000000"/>
+        </w:rPr>
+        <w:t>2. under the weather</w:t>
+      </w:r>
+    </w:p>
+    <w:p>
+      <w:pPr>
+        <w:spacing w:before="20" w:after="80" w:line="300" w:lineRule="auto"/>
+        <w:widowControl/>
+      </w:pPr>
+      <w:r>
+        <w:rPr>
+          <w:color w:val="000000"/>
+        </w:rPr>
+        <w:t>3. once in a blue moon</w:t>
+      </w:r>
+    </w:p>
+    <w:p>
+      <w:pPr>
+        <w:spacing w:before="20" w:after="80" w:line="300" w:lineRule="auto"/>
+        <w:widowControl/>
+      </w:pPr>
+      <w:r>
+        <w:rPr>
+          <w:color w:val="000000"/>
+        </w:rPr>
+        <w:t>4. break the ice</w:t>
+      </w:r>
+    </w:p>
+    <w:p>
+      <w:pPr>
+        <w:spacing w:before="20" w:after="80" w:line="300" w:lineRule="auto"/>
+        <w:widowControl/>
+      </w:pPr>
+      <w:r>
+        <w:rPr>
+          <w:color w:val="000000"/>
+        </w:rPr>
+        <w:t>5. cost an arm and a leg</w:t>
+      </w:r>
+    </w:p>
+    <w:p>
+      <w:pPr>
+        <w:spacing w:before="20" w:after="80" w:line="300" w:lineRule="auto"/>
+        <w:widowControl/>
+      </w:pPr>
+      <w:r>
+        <w:rPr>
+          <w:color w:val="000000"/>
+        </w:rPr>
+        <w:t>6. spill the beans</w:t>
+      </w:r>
+    </w:p>
+    <w:p>
+      <w:pPr>
+        <w:spacing w:before="20" w:after="80" w:line="300" w:lineRule="auto"/>
+        <w:widowControl/>
+      </w:pPr>
+      <w:r>
+        <w:rPr>
+          <w:color w:val="000000"/>
+        </w:rPr>
+        <w:t>7. call it a day</w:t>
+      </w:r>
+    </w:p>
+    <w:p>
+      <w:pPr>
+        <w:spacing w:before="20" w:after="80" w:line="300" w:lineRule="auto"/>
+        <w:widowControl/>
+      </w:pPr>
+      <w:r>
+        <w:rPr>
+          <w:color w:val="000000"/>
+        </w:rPr>
+        <w:t>8. on the right track</w:t>
+      </w:r>
+    </w:p>
+    <w:p>
+      <w:pPr>
+        <w:spacing w:before="20" w:after="80" w:line="300" w:lineRule="auto"/>
+        <w:widowControl/>
+      </w:pPr>
+      <w:r>
+        <w:rPr>
+          <w:color w:val="000000"/>
+        </w:rPr>
+        <w:t>9. miss the boat</w:t>
+      </w:r>
+    </w:p>
+    <w:p>
+      <w:pPr>
+        <w:spacing w:before="20" w:after="80" w:line="300" w:lineRule="auto"/>
+        <w:widowControl/>
+      </w:pPr>
+      <w:r>
+        <w:rPr>
+          <w:color w:val="000000"/>
+        </w:rPr>
+        <w:t>10. keep your cool</w:t>
+      </w:r>
+    </w:p>
+    <w:p>
+      <w:pPr>
+        <w:spacing w:before="240" w:after="60" w:line="300" w:lineRule="auto"/>
+        <w:widowControl/>
+        <w:keepNext/>
+      </w:pPr>
+      <w:r>
+        <w:rPr>
+          <w:color w:val="000000"/>
           <w:b/>
-        </w:rPr>
-        <w:t xml:space="preserve">PHẦN 6. CHỌN IDIOM THEO NGỮ CẢNH (10 điểm)</w:t>
-      </w:r>
-    </w:p>
-    <w:p>
-      <w:r>
-        <w:t xml:space="preserve">1. The test was extremely easy.</w:t>
-      </w:r>
-    </w:p>
-    <w:p>
-      <w:r>
-        <w:t xml:space="preserve">2. I feel slightly ill today.</w:t>
-      </w:r>
-    </w:p>
-    <w:p>
-      <w:r>
-        <w:t xml:space="preserve">3. Lan revealed the party secret.</w:t>
-      </w:r>
-    </w:p>
-    <w:p>
-      <w:r>
-        <w:t xml:space="preserve">4. We arrived just before the gate closed.</w:t>
-      </w:r>
-    </w:p>
-    <w:p>
-      <w:r>
-        <w:t xml:space="preserve">5. Nam is extremely happy.</w:t>
-      </w:r>
-    </w:p>
-    <w:p>
-      <w:r>
-        <w:t xml:space="preserve">6. This watch was extremely expensive.</w:t>
-      </w:r>
-    </w:p>
-    <w:p>
-      <w:r>
-        <w:t xml:space="preserve">7. Our plan failed; we must restart.</w:t>
-      </w:r>
-    </w:p>
-    <w:p>
-      <w:r>
-        <w:t xml:space="preserve">8. You must make the next decision.</w:t>
-      </w:r>
-    </w:p>
-    <w:p>
-      <w:r>
-        <w:t xml:space="preserve">9. Mai identified the exact problem.</w:t>
-      </w:r>
-    </w:p>
-    <w:p>
-      <w:r>
-        <w:t xml:space="preserve">10. I visit that café very rarely.</w:t>
-      </w:r>
-    </w:p>
-    <w:p>
-      <w:r>
-        <w:rPr>
+          <w:sz w:val="24"/>
+          <w:szCs w:val="24"/>
+        </w:rPr>
+        <w:t>PHẦN 5. HOÀN THÀNH IDIOM (10 điểm)</w:t>
+      </w:r>
+    </w:p>
+    <w:p>
+      <w:pPr>
+        <w:spacing w:before="0" w:after="100" w:line="300" w:lineRule="auto"/>
+        <w:widowControl/>
+      </w:pPr>
+      <w:r>
+        <w:rPr>
+          <w:color w:val="000000"/>
+          <w:i/>
+        </w:rPr>
+        <w:t>Điền từ còn thiếu để hoàn thành mỗi idiom.</w:t>
+      </w:r>
+    </w:p>
+    <w:p>
+      <w:pPr>
+        <w:spacing w:before="20" w:after="80" w:line="300" w:lineRule="auto"/>
+        <w:widowControl/>
+      </w:pPr>
+      <w:r>
+        <w:rPr>
+          <w:color w:val="000000"/>
+        </w:rPr>
+        <w:t>1. a piece of ___</w:t>
+      </w:r>
+    </w:p>
+    <w:p>
+      <w:pPr>
+        <w:spacing w:before="20" w:after="80" w:line="300" w:lineRule="auto"/>
+        <w:widowControl/>
+      </w:pPr>
+      <w:r>
+        <w:rPr>
+          <w:color w:val="000000"/>
+        </w:rPr>
+        <w:t>2. under the ___</w:t>
+      </w:r>
+    </w:p>
+    <w:p>
+      <w:pPr>
+        <w:spacing w:before="20" w:after="80" w:line="300" w:lineRule="auto"/>
+        <w:widowControl/>
+      </w:pPr>
+      <w:r>
+        <w:rPr>
+          <w:color w:val="000000"/>
+        </w:rPr>
+        <w:t>3. once in a blue ___</w:t>
+      </w:r>
+    </w:p>
+    <w:p>
+      <w:pPr>
+        <w:spacing w:before="20" w:after="80" w:line="300" w:lineRule="auto"/>
+        <w:widowControl/>
+      </w:pPr>
+      <w:r>
+        <w:rPr>
+          <w:color w:val="000000"/>
+        </w:rPr>
+        <w:t>4. break the ___</w:t>
+      </w:r>
+    </w:p>
+    <w:p>
+      <w:pPr>
+        <w:spacing w:before="20" w:after="80" w:line="300" w:lineRule="auto"/>
+        <w:widowControl/>
+      </w:pPr>
+      <w:r>
+        <w:rPr>
+          <w:color w:val="000000"/>
+        </w:rPr>
+        <w:t>5. spill the ___</w:t>
+      </w:r>
+    </w:p>
+    <w:p>
+      <w:pPr>
+        <w:spacing w:before="20" w:after="80" w:line="300" w:lineRule="auto"/>
+        <w:widowControl/>
+      </w:pPr>
+      <w:r>
+        <w:rPr>
+          <w:color w:val="000000"/>
+        </w:rPr>
+        <w:t>6. hit the nail on the ___</w:t>
+      </w:r>
+    </w:p>
+    <w:p>
+      <w:pPr>
+        <w:spacing w:before="20" w:after="80" w:line="300" w:lineRule="auto"/>
+        <w:widowControl/>
+      </w:pPr>
+      <w:r>
+        <w:rPr>
+          <w:color w:val="000000"/>
+        </w:rPr>
+        <w:t>7. keep an eye ___</w:t>
+      </w:r>
+    </w:p>
+    <w:p>
+      <w:pPr>
+        <w:spacing w:before="20" w:after="80" w:line="300" w:lineRule="auto"/>
+        <w:widowControl/>
+      </w:pPr>
+      <w:r>
+        <w:rPr>
+          <w:color w:val="000000"/>
+        </w:rPr>
+        <w:t>8. in the nick of ___</w:t>
+      </w:r>
+    </w:p>
+    <w:p>
+      <w:pPr>
+        <w:spacing w:before="20" w:after="80" w:line="300" w:lineRule="auto"/>
+        <w:widowControl/>
+      </w:pPr>
+      <w:r>
+        <w:rPr>
+          <w:color w:val="000000"/>
+        </w:rPr>
+        <w:t>9. back to square ___</w:t>
+      </w:r>
+    </w:p>
+    <w:p>
+      <w:pPr>
+        <w:spacing w:before="20" w:after="80" w:line="300" w:lineRule="auto"/>
+        <w:widowControl/>
+      </w:pPr>
+      <w:r>
+        <w:rPr>
+          <w:color w:val="000000"/>
+        </w:rPr>
+        <w:t>10. the ball is in your ___</w:t>
+      </w:r>
+    </w:p>
+    <w:p>
+      <w:pPr>
+        <w:spacing w:before="240" w:after="60" w:line="300" w:lineRule="auto"/>
+        <w:widowControl/>
+        <w:keepNext/>
+      </w:pPr>
+      <w:r>
+        <w:rPr>
+          <w:color w:val="000000"/>
           <w:b/>
-        </w:rPr>
-        <w:t xml:space="preserve">PHẦN 7. TỪ ĐỒNG NGHĨA (10 điểm)</w:t>
-      </w:r>
-    </w:p>
-    <w:p>
-      <w:r>
-        <w:t xml:space="preserve">1. begin</w:t>
-      </w:r>
-    </w:p>
-    <w:p>
-      <w:r>
-        <w:t xml:space="preserve">2. difficult</w:t>
-      </w:r>
-    </w:p>
-    <w:p>
-      <w:r>
-        <w:t xml:space="preserve">3. important</w:t>
-      </w:r>
-    </w:p>
-    <w:p>
-      <w:r>
-        <w:t xml:space="preserve">4. help</w:t>
-      </w:r>
-    </w:p>
-    <w:p>
-      <w:r>
-        <w:t xml:space="preserve">5. buy</w:t>
-      </w:r>
-    </w:p>
-    <w:p>
-      <w:r>
-        <w:t xml:space="preserve">6. quick</w:t>
-      </w:r>
-    </w:p>
-    <w:p>
-      <w:r>
-        <w:t xml:space="preserve">7. intelligent</w:t>
-      </w:r>
-    </w:p>
-    <w:p>
-      <w:r>
-        <w:t xml:space="preserve">8. angry</w:t>
-      </w:r>
-    </w:p>
-    <w:p>
-      <w:r>
-        <w:t xml:space="preserve">9. beautiful</w:t>
-      </w:r>
-    </w:p>
-    <w:p>
-      <w:r>
-        <w:t xml:space="preserve">10. quiet</w:t>
-      </w:r>
-    </w:p>
-    <w:p>
-      <w:r>
-        <w:rPr>
+          <w:sz w:val="24"/>
+          <w:szCs w:val="24"/>
+        </w:rPr>
+        <w:t>PHẦN 6. CHỌN IDIOM THEO NGỮ CẢNH (10 điểm)</w:t>
+      </w:r>
+    </w:p>
+    <w:p>
+      <w:pPr>
+        <w:spacing w:before="0" w:after="100" w:line="300" w:lineRule="auto"/>
+        <w:widowControl/>
+      </w:pPr>
+      <w:r>
+        <w:rPr>
+          <w:color w:val="000000"/>
+          <w:i/>
+        </w:rPr>
+        <w:t>Viết idiom phù hợp với từng ngữ cảnh.</w:t>
+      </w:r>
+    </w:p>
+    <w:p>
+      <w:pPr>
+        <w:spacing w:before="20" w:after="80" w:line="300" w:lineRule="auto"/>
+        <w:widowControl/>
+      </w:pPr>
+      <w:r>
+        <w:rPr>
+          <w:color w:val="000000"/>
+        </w:rPr>
+        <w:t>1. The test was extremely easy.</w:t>
+      </w:r>
+    </w:p>
+    <w:p>
+      <w:pPr>
+        <w:spacing w:before="20" w:after="80" w:line="300" w:lineRule="auto"/>
+        <w:widowControl/>
+      </w:pPr>
+      <w:r>
+        <w:rPr>
+          <w:color w:val="000000"/>
+        </w:rPr>
+        <w:t>2. I feel slightly ill today.</w:t>
+      </w:r>
+    </w:p>
+    <w:p>
+      <w:pPr>
+        <w:spacing w:before="20" w:after="80" w:line="300" w:lineRule="auto"/>
+        <w:widowControl/>
+      </w:pPr>
+      <w:r>
+        <w:rPr>
+          <w:color w:val="000000"/>
+        </w:rPr>
+        <w:t>3. Lan revealed the party secret.</w:t>
+      </w:r>
+    </w:p>
+    <w:p>
+      <w:pPr>
+        <w:spacing w:before="20" w:after="80" w:line="300" w:lineRule="auto"/>
+        <w:widowControl/>
+      </w:pPr>
+      <w:r>
+        <w:rPr>
+          <w:color w:val="000000"/>
+        </w:rPr>
+        <w:t>4. We arrived just before the gate closed.</w:t>
+      </w:r>
+    </w:p>
+    <w:p>
+      <w:pPr>
+        <w:spacing w:before="20" w:after="80" w:line="300" w:lineRule="auto"/>
+        <w:widowControl/>
+      </w:pPr>
+      <w:r>
+        <w:rPr>
+          <w:color w:val="000000"/>
+        </w:rPr>
+        <w:t>5. Nam is extremely happy.</w:t>
+      </w:r>
+    </w:p>
+    <w:p>
+      <w:pPr>
+        <w:spacing w:before="20" w:after="80" w:line="300" w:lineRule="auto"/>
+        <w:widowControl/>
+      </w:pPr>
+      <w:r>
+        <w:rPr>
+          <w:color w:val="000000"/>
+        </w:rPr>
+        <w:t>6. This watch was extremely expensive.</w:t>
+      </w:r>
+    </w:p>
+    <w:p>
+      <w:pPr>
+        <w:spacing w:before="20" w:after="80" w:line="300" w:lineRule="auto"/>
+        <w:widowControl/>
+      </w:pPr>
+      <w:r>
+        <w:rPr>
+          <w:color w:val="000000"/>
+        </w:rPr>
+        <w:t>7. Our plan failed; we must restart.</w:t>
+      </w:r>
+    </w:p>
+    <w:p>
+      <w:pPr>
+        <w:spacing w:before="20" w:after="80" w:line="300" w:lineRule="auto"/>
+        <w:widowControl/>
+      </w:pPr>
+      <w:r>
+        <w:rPr>
+          <w:color w:val="000000"/>
+        </w:rPr>
+        <w:t>8. You must make the next decision.</w:t>
+      </w:r>
+    </w:p>
+    <w:p>
+      <w:pPr>
+        <w:spacing w:before="20" w:after="80" w:line="300" w:lineRule="auto"/>
+        <w:widowControl/>
+      </w:pPr>
+      <w:r>
+        <w:rPr>
+          <w:color w:val="000000"/>
+        </w:rPr>
+        <w:t>9. Mai identified the exact problem.</w:t>
+      </w:r>
+    </w:p>
+    <w:p>
+      <w:pPr>
+        <w:spacing w:before="20" w:after="80" w:line="300" w:lineRule="auto"/>
+        <w:widowControl/>
+      </w:pPr>
+      <w:r>
+        <w:rPr>
+          <w:color w:val="000000"/>
+        </w:rPr>
+        <w:t>10. I visit that café very rarely.</w:t>
+      </w:r>
+    </w:p>
+    <w:p>
+      <w:pPr>
+        <w:spacing w:before="240" w:after="60" w:line="300" w:lineRule="auto"/>
+        <w:widowControl/>
+        <w:keepNext/>
+      </w:pPr>
+      <w:r>
+        <w:rPr>
+          <w:color w:val="000000"/>
           <w:b/>
-        </w:rPr>
-        <w:t xml:space="preserve">PHẦN 8. TỪ TRÁI NGHĨA (10 điểm)</w:t>
-      </w:r>
-    </w:p>
-    <w:p>
-      <w:r>
-        <w:t xml:space="preserve">1. ancient</w:t>
-      </w:r>
-    </w:p>
-    <w:p>
-      <w:r>
-        <w:t xml:space="preserve">2. generous</w:t>
-      </w:r>
-    </w:p>
-    <w:p>
-      <w:r>
-        <w:t xml:space="preserve">3. increase</w:t>
-      </w:r>
-    </w:p>
-    <w:p>
-      <w:r>
-        <w:t xml:space="preserve">4. accept</w:t>
-      </w:r>
-    </w:p>
-    <w:p>
-      <w:r>
-        <w:t xml:space="preserve">5. permanent</w:t>
-      </w:r>
-    </w:p>
-    <w:p>
-      <w:r>
-        <w:t xml:space="preserve">6. legal</w:t>
-      </w:r>
-    </w:p>
-    <w:p>
-      <w:r>
-        <w:t xml:space="preserve">7. narrow</w:t>
-      </w:r>
-    </w:p>
-    <w:p>
-      <w:r>
-        <w:t xml:space="preserve">8. optimistic</w:t>
-      </w:r>
-    </w:p>
-    <w:p>
-      <w:r>
-        <w:t xml:space="preserve">9. employer</w:t>
-      </w:r>
-    </w:p>
-    <w:p>
-      <w:r>
-        <w:t xml:space="preserve">10. lend</w:t>
-      </w:r>
-    </w:p>
-    <w:p>
-      <w:r>
-        <w:rPr>
+          <w:sz w:val="24"/>
+          <w:szCs w:val="24"/>
+        </w:rPr>
+        <w:t>PHẦN 7. TỪ ĐỒNG NGHĨA (10 điểm)</w:t>
+      </w:r>
+    </w:p>
+    <w:p>
+      <w:pPr>
+        <w:spacing w:before="0" w:after="100" w:line="300" w:lineRule="auto"/>
+        <w:widowControl/>
+      </w:pPr>
+      <w:r>
+        <w:rPr>
+          <w:color w:val="000000"/>
+          <w:i/>
+        </w:rPr>
+        <w:t>Viết một từ đồng nghĩa phù hợp cho mỗi từ đã cho.</w:t>
+      </w:r>
+    </w:p>
+    <w:p>
+      <w:pPr>
+        <w:spacing w:before="20" w:after="80" w:line="300" w:lineRule="auto"/>
+        <w:widowControl/>
+      </w:pPr>
+      <w:r>
+        <w:rPr>
+          <w:color w:val="000000"/>
+        </w:rPr>
+        <w:t>1. begin</w:t>
+      </w:r>
+    </w:p>
+    <w:p>
+      <w:pPr>
+        <w:spacing w:before="20" w:after="80" w:line="300" w:lineRule="auto"/>
+        <w:widowControl/>
+      </w:pPr>
+      <w:r>
+        <w:rPr>
+          <w:color w:val="000000"/>
+        </w:rPr>
+        <w:t>2. difficult</w:t>
+      </w:r>
+    </w:p>
+    <w:p>
+      <w:pPr>
+        <w:spacing w:before="20" w:after="80" w:line="300" w:lineRule="auto"/>
+        <w:widowControl/>
+      </w:pPr>
+      <w:r>
+        <w:rPr>
+          <w:color w:val="000000"/>
+        </w:rPr>
+        <w:t>3. important</w:t>
+      </w:r>
+    </w:p>
+    <w:p>
+      <w:pPr>
+        <w:spacing w:before="20" w:after="80" w:line="300" w:lineRule="auto"/>
+        <w:widowControl/>
+      </w:pPr>
+      <w:r>
+        <w:rPr>
+          <w:color w:val="000000"/>
+        </w:rPr>
+        <w:t>4. help</w:t>
+      </w:r>
+    </w:p>
+    <w:p>
+      <w:pPr>
+        <w:spacing w:before="20" w:after="80" w:line="300" w:lineRule="auto"/>
+        <w:widowControl/>
+      </w:pPr>
+      <w:r>
+        <w:rPr>
+          <w:color w:val="000000"/>
+        </w:rPr>
+        <w:t>5. buy</w:t>
+      </w:r>
+    </w:p>
+    <w:p>
+      <w:pPr>
+        <w:spacing w:before="20" w:after="80" w:line="300" w:lineRule="auto"/>
+        <w:widowControl/>
+      </w:pPr>
+      <w:r>
+        <w:rPr>
+          <w:color w:val="000000"/>
+        </w:rPr>
+        <w:t>6. quick</w:t>
+      </w:r>
+    </w:p>
+    <w:p>
+      <w:pPr>
+        <w:spacing w:before="20" w:after="80" w:line="300" w:lineRule="auto"/>
+        <w:widowControl/>
+      </w:pPr>
+      <w:r>
+        <w:rPr>
+          <w:color w:val="000000"/>
+        </w:rPr>
+        <w:t>7. intelligent</w:t>
+      </w:r>
+    </w:p>
+    <w:p>
+      <w:pPr>
+        <w:spacing w:before="20" w:after="80" w:line="300" w:lineRule="auto"/>
+        <w:widowControl/>
+      </w:pPr>
+      <w:r>
+        <w:rPr>
+          <w:color w:val="000000"/>
+        </w:rPr>
+        <w:t>8. angry</w:t>
+      </w:r>
+    </w:p>
+    <w:p>
+      <w:pPr>
+        <w:spacing w:before="20" w:after="80" w:line="300" w:lineRule="auto"/>
+        <w:widowControl/>
+      </w:pPr>
+      <w:r>
+        <w:rPr>
+          <w:color w:val="000000"/>
+        </w:rPr>
+        <w:t>9. beautiful</w:t>
+      </w:r>
+    </w:p>
+    <w:p>
+      <w:pPr>
+        <w:spacing w:before="20" w:after="80" w:line="300" w:lineRule="auto"/>
+        <w:widowControl/>
+      </w:pPr>
+      <w:r>
+        <w:rPr>
+          <w:color w:val="000000"/>
+        </w:rPr>
+        <w:t>10. quiet</w:t>
+      </w:r>
+    </w:p>
+    <w:p>
+      <w:pPr>
+        <w:spacing w:before="240" w:after="60" w:line="300" w:lineRule="auto"/>
+        <w:widowControl/>
+        <w:keepNext/>
+      </w:pPr>
+      <w:r>
+        <w:rPr>
+          <w:color w:val="000000"/>
           <w:b/>
-        </w:rPr>
-        <w:t xml:space="preserve">PHẦN 9. ĐỌC HIỂU (10 điểm)</w:t>
-      </w:r>
-    </w:p>
-    <w:p>
-      <w:r>
-        <w:t xml:space="preserve">Lan had to make an important decision about a new job. The position offered a high salary and a chance to gain valuable experience. At first, the interview seemed difficult, but the final questions were a piece of cake. Lan kept her cool and gave clear answers. When the company offered her the job, she was over the moon. However, she did not accept immediately because she wanted to discuss the permanent position with her family.</w:t>
-      </w:r>
-    </w:p>
-    <w:p>
-      <w:r>
-        <w:t xml:space="preserve">1. What did Lan have to make? 2. What could she gain? 3. How were the final questions? 4. How did she behave? 5. Why did she wait before accepting?</w:t>
-      </w:r>
-    </w:p>
-    <w:p>
-      <w:r>
-        <w:rPr>
+          <w:sz w:val="24"/>
+          <w:szCs w:val="24"/>
+        </w:rPr>
+        <w:t>PHẦN 8. TỪ TRÁI NGHĨA (10 điểm)</w:t>
+      </w:r>
+    </w:p>
+    <w:p>
+      <w:pPr>
+        <w:spacing w:before="0" w:after="100" w:line="300" w:lineRule="auto"/>
+        <w:widowControl/>
+      </w:pPr>
+      <w:r>
+        <w:rPr>
+          <w:color w:val="000000"/>
+          <w:i/>
+        </w:rPr>
+        <w:t>Viết một từ trái nghĩa phù hợp cho mỗi từ đã cho.</w:t>
+      </w:r>
+    </w:p>
+    <w:p>
+      <w:pPr>
+        <w:spacing w:before="20" w:after="80" w:line="300" w:lineRule="auto"/>
+        <w:widowControl/>
+      </w:pPr>
+      <w:r>
+        <w:rPr>
+          <w:color w:val="000000"/>
+        </w:rPr>
+        <w:t>1. ancient</w:t>
+      </w:r>
+    </w:p>
+    <w:p>
+      <w:pPr>
+        <w:spacing w:before="20" w:after="80" w:line="300" w:lineRule="auto"/>
+        <w:widowControl/>
+      </w:pPr>
+      <w:r>
+        <w:rPr>
+          <w:color w:val="000000"/>
+        </w:rPr>
+        <w:t>2. generous</w:t>
+      </w:r>
+    </w:p>
+    <w:p>
+      <w:pPr>
+        <w:spacing w:before="20" w:after="80" w:line="300" w:lineRule="auto"/>
+        <w:widowControl/>
+      </w:pPr>
+      <w:r>
+        <w:rPr>
+          <w:color w:val="000000"/>
+        </w:rPr>
+        <w:t>3. increase</w:t>
+      </w:r>
+    </w:p>
+    <w:p>
+      <w:pPr>
+        <w:spacing w:before="20" w:after="80" w:line="300" w:lineRule="auto"/>
+        <w:widowControl/>
+      </w:pPr>
+      <w:r>
+        <w:rPr>
+          <w:color w:val="000000"/>
+        </w:rPr>
+        <w:t>4. accept</w:t>
+      </w:r>
+    </w:p>
+    <w:p>
+      <w:pPr>
+        <w:spacing w:before="20" w:after="80" w:line="300" w:lineRule="auto"/>
+        <w:widowControl/>
+      </w:pPr>
+      <w:r>
+        <w:rPr>
+          <w:color w:val="000000"/>
+        </w:rPr>
+        <w:t>5. permanent</w:t>
+      </w:r>
+    </w:p>
+    <w:p>
+      <w:pPr>
+        <w:spacing w:before="20" w:after="80" w:line="300" w:lineRule="auto"/>
+        <w:widowControl/>
+      </w:pPr>
+      <w:r>
+        <w:rPr>
+          <w:color w:val="000000"/>
+        </w:rPr>
+        <w:t>6. legal</w:t>
+      </w:r>
+    </w:p>
+    <w:p>
+      <w:pPr>
+        <w:spacing w:before="20" w:after="80" w:line="300" w:lineRule="auto"/>
+        <w:widowControl/>
+      </w:pPr>
+      <w:r>
+        <w:rPr>
+          <w:color w:val="000000"/>
+        </w:rPr>
+        <w:t>7. narrow</w:t>
+      </w:r>
+    </w:p>
+    <w:p>
+      <w:pPr>
+        <w:spacing w:before="20" w:after="80" w:line="300" w:lineRule="auto"/>
+        <w:widowControl/>
+      </w:pPr>
+      <w:r>
+        <w:rPr>
+          <w:color w:val="000000"/>
+        </w:rPr>
+        <w:t>8. optimistic</w:t>
+      </w:r>
+    </w:p>
+    <w:p>
+      <w:pPr>
+        <w:spacing w:before="20" w:after="80" w:line="300" w:lineRule="auto"/>
+        <w:widowControl/>
+      </w:pPr>
+      <w:r>
+        <w:rPr>
+          <w:color w:val="000000"/>
+        </w:rPr>
+        <w:t>9. employer</w:t>
+      </w:r>
+    </w:p>
+    <w:p>
+      <w:pPr>
+        <w:spacing w:before="20" w:after="80" w:line="300" w:lineRule="auto"/>
+        <w:widowControl/>
+      </w:pPr>
+      <w:r>
+        <w:rPr>
+          <w:color w:val="000000"/>
+        </w:rPr>
+        <w:t>10. lend</w:t>
+      </w:r>
+    </w:p>
+    <w:p>
+      <w:pPr>
+        <w:spacing w:before="240" w:after="60" w:line="300" w:lineRule="auto"/>
+        <w:widowControl/>
+        <w:keepNext/>
+      </w:pPr>
+      <w:r>
+        <w:rPr>
+          <w:color w:val="000000"/>
           <w:b/>
-        </w:rPr>
-        <w:t xml:space="preserve">PHẦN 10. VIẾT (10 điểm)</w:t>
-      </w:r>
-    </w:p>
-    <w:p>
-      <w:r>
-        <w:t xml:space="preserve">Viết 90–110 từ về một quyết định quan trọng. Dùng ít nhất 5 collocations, 3 idioms và một cặp từ đồng nghĩa/trái nghĩa.</w:t>
-      </w:r>
-    </w:p>
-    <w:p>
-      <w:r>
-        <w:rPr>
+          <w:sz w:val="24"/>
+          <w:szCs w:val="24"/>
+        </w:rPr>
+        <w:t>PHẦN 9. ĐỌC HIỂU (10 điểm)</w:t>
+      </w:r>
+    </w:p>
+    <w:p>
+      <w:pPr>
+        <w:spacing w:before="0" w:after="100" w:line="300" w:lineRule="auto"/>
+        <w:widowControl/>
+      </w:pPr>
+      <w:r>
+        <w:rPr>
+          <w:color w:val="000000"/>
+          <w:i/>
+        </w:rPr>
+        <w:t>Đọc đoạn văn, sau đó trả lời ngắn gọn 5 câu hỏi.</w:t>
+      </w:r>
+    </w:p>
+    <w:p>
+      <w:pPr>
+        <w:spacing w:before="20" w:after="110" w:line="320" w:lineRule="auto"/>
+        <w:widowControl/>
+      </w:pPr>
+      <w:r>
+        <w:rPr>
+          <w:color w:val="000000"/>
+        </w:rPr>
+        <w:t>Lan had to make an important decision about a new job. The position offered a high salary and a chance to gain valuable experience.</w:t>
+      </w:r>
+    </w:p>
+    <w:p>
+      <w:pPr>
+        <w:spacing w:before="20" w:after="110" w:line="320" w:lineRule="auto"/>
+        <w:widowControl/>
+      </w:pPr>
+      <w:r>
+        <w:rPr>
+          <w:color w:val="000000"/>
+        </w:rPr>
+        <w:t>At first, the interview seemed difficult, but the final questions were a piece of cake. Lan kept her cool and gave clear answers.</w:t>
+      </w:r>
+    </w:p>
+    <w:p>
+      <w:pPr>
+        <w:spacing w:before="20" w:after="110" w:line="320" w:lineRule="auto"/>
+        <w:widowControl/>
+      </w:pPr>
+      <w:r>
+        <w:rPr>
+          <w:color w:val="000000"/>
+        </w:rPr>
+        <w:t>When the company offered her the job, she was over the moon. However, she did not accept immediately because she wanted to discuss the permanent position with her family.</w:t>
+      </w:r>
+    </w:p>
+    <w:p>
+      <w:pPr>
+        <w:spacing w:before="20" w:after="90" w:line="300" w:lineRule="auto"/>
+        <w:widowControl/>
+      </w:pPr>
+      <w:r>
+        <w:rPr>
+          <w:color w:val="000000"/>
+        </w:rPr>
+        <w:t>1. What did Lan have to make?</w:t>
+      </w:r>
+    </w:p>
+    <w:p>
+      <w:pPr>
+        <w:spacing w:before="20" w:after="90" w:line="300" w:lineRule="auto"/>
+        <w:widowControl/>
+      </w:pPr>
+      <w:r>
+        <w:rPr>
+          <w:color w:val="000000"/>
+        </w:rPr>
+        <w:t>2. What could she gain?</w:t>
+      </w:r>
+    </w:p>
+    <w:p>
+      <w:pPr>
+        <w:spacing w:before="20" w:after="90" w:line="300" w:lineRule="auto"/>
+        <w:widowControl/>
+      </w:pPr>
+      <w:r>
+        <w:rPr>
+          <w:color w:val="000000"/>
+        </w:rPr>
+        <w:t>3. How were the final questions?</w:t>
+      </w:r>
+    </w:p>
+    <w:p>
+      <w:pPr>
+        <w:spacing w:before="20" w:after="90" w:line="300" w:lineRule="auto"/>
+        <w:widowControl/>
+      </w:pPr>
+      <w:r>
+        <w:rPr>
+          <w:color w:val="000000"/>
+        </w:rPr>
+        <w:t>4. How did she behave?</w:t>
+      </w:r>
+    </w:p>
+    <w:p>
+      <w:pPr>
+        <w:spacing w:before="20" w:after="90" w:line="300" w:lineRule="auto"/>
+        <w:widowControl/>
+      </w:pPr>
+      <w:r>
+        <w:rPr>
+          <w:color w:val="000000"/>
+        </w:rPr>
+        <w:t>5. Why did she wait before accepting?</w:t>
+      </w:r>
+    </w:p>
+    <w:p>
+      <w:pPr>
+        <w:spacing w:before="240" w:after="60" w:line="300" w:lineRule="auto"/>
+        <w:widowControl/>
+        <w:keepNext/>
+      </w:pPr>
+      <w:r>
+        <w:rPr>
+          <w:color w:val="000000"/>
           <w:b/>
-        </w:rPr>
-        <w:t xml:space="preserve">ĐÁP ÁN – ĐỀ 1</w:t>
-      </w:r>
-    </w:p>
-    <w:p>
-      <w:r>
-        <w:rPr>
+          <w:sz w:val="24"/>
+          <w:szCs w:val="24"/>
+        </w:rPr>
+        <w:t>PHẦN 10. VIẾT (10 điểm)</w:t>
+      </w:r>
+    </w:p>
+    <w:p>
+      <w:pPr>
+        <w:spacing w:before="0" w:after="100" w:line="300" w:lineRule="auto"/>
+        <w:widowControl/>
+      </w:pPr>
+      <w:r>
+        <w:rPr>
+          <w:color w:val="000000"/>
+          <w:i/>
+        </w:rPr>
+        <w:t>Viết theo yêu cầu; chú ý độ dài và sử dụng từ vựng phù hợp với ngữ cảnh.</w:t>
+      </w:r>
+    </w:p>
+    <w:p>
+      <w:pPr>
+        <w:spacing w:before="20" w:after="150" w:line="320" w:lineRule="auto"/>
+        <w:widowControl/>
+      </w:pPr>
+      <w:r>
+        <w:rPr>
+          <w:color w:val="000000"/>
+        </w:rPr>
+        <w:t>Viết 90–110 từ về một quyết định quan trọng. Dùng ít nhất 5 collocations, 3 idioms và một cặp từ đồng nghĩa/trái nghĩa.</w:t>
+      </w:r>
+    </w:p>
+    <w:p>
+      <w:pPr>
+        <w:spacing w:before="0" w:after="230" w:line="320" w:lineRule="auto"/>
+        <w:widowControl/>
+        <w:jc w:val="center"/>
+      </w:pPr>
+      <w:r>
+        <w:rPr>
+          <w:color w:val="000000"/>
+        </w:rPr>
+        <w:br w:type="page"/>
+      </w:r>
+      <w:r>
+        <w:rPr>
+          <w:color w:val="000000"/>
           <w:b/>
-        </w:rPr>
-        <w:t xml:space="preserve">PHẦN 1: 1. make; 2. do / conduct; 3. take; 4. pay; 5. catch; 6. make; 7. give; 8. gain; 9. meet; 10. draw / reach</w:t>
-      </w:r>
-    </w:p>
-    <w:p>
-      <w:r>
-        <w:rPr>
+          <w:sz w:val="28"/>
+          <w:szCs w:val="28"/>
+        </w:rPr>
+        <w:t>ĐÁP ÁN</w:t>
+      </w:r>
+    </w:p>
+    <w:p>
+      <w:pPr>
+        <w:spacing w:before="220" w:after="60" w:line="300" w:lineRule="auto"/>
+        <w:widowControl/>
+        <w:keepNext/>
+      </w:pPr>
+      <w:r>
+        <w:rPr>
+          <w:color w:val="000000"/>
           <w:b/>
-        </w:rPr>
-        <w:t xml:space="preserve">PHẦN 2: 1. A; 2. B; 3. B; 4. A; 5. A; 6. A; 7. A; 8. A; 9. A; 10. A</w:t>
-      </w:r>
-    </w:p>
-    <w:p>
-      <w:r>
-        <w:rPr>
+          <w:sz w:val="24"/>
+          <w:szCs w:val="24"/>
+        </w:rPr>
+        <w:t>PHẦN 1</w:t>
+      </w:r>
+    </w:p>
+    <w:p>
+      <w:pPr>
+        <w:spacing w:before="0" w:after="90" w:line="300" w:lineRule="auto"/>
+        <w:widowControl/>
+      </w:pPr>
+      <w:r>
+        <w:rPr>
+          <w:color w:val="000000"/>
+        </w:rPr>
+        <w:t>Câu 1: make</w:t>
+      </w:r>
+    </w:p>
+    <w:p>
+      <w:pPr>
+        <w:spacing w:before="0" w:after="90" w:line="300" w:lineRule="auto"/>
+        <w:widowControl/>
+      </w:pPr>
+      <w:r>
+        <w:rPr>
+          <w:color w:val="000000"/>
+        </w:rPr>
+        <w:t>Câu 2: do / conduct</w:t>
+      </w:r>
+    </w:p>
+    <w:p>
+      <w:pPr>
+        <w:spacing w:before="0" w:after="90" w:line="300" w:lineRule="auto"/>
+        <w:widowControl/>
+      </w:pPr>
+      <w:r>
+        <w:rPr>
+          <w:color w:val="000000"/>
+        </w:rPr>
+        <w:t>Câu 3: take</w:t>
+      </w:r>
+    </w:p>
+    <w:p>
+      <w:pPr>
+        <w:spacing w:before="0" w:after="90" w:line="300" w:lineRule="auto"/>
+        <w:widowControl/>
+      </w:pPr>
+      <w:r>
+        <w:rPr>
+          <w:color w:val="000000"/>
+        </w:rPr>
+        <w:t>Câu 4: pay</w:t>
+      </w:r>
+    </w:p>
+    <w:p>
+      <w:pPr>
+        <w:spacing w:before="0" w:after="90" w:line="300" w:lineRule="auto"/>
+        <w:widowControl/>
+      </w:pPr>
+      <w:r>
+        <w:rPr>
+          <w:color w:val="000000"/>
+        </w:rPr>
+        <w:t>Câu 5: catch</w:t>
+      </w:r>
+    </w:p>
+    <w:p>
+      <w:pPr>
+        <w:spacing w:before="0" w:after="90" w:line="300" w:lineRule="auto"/>
+        <w:widowControl/>
+      </w:pPr>
+      <w:r>
+        <w:rPr>
+          <w:color w:val="000000"/>
+        </w:rPr>
+        <w:t>Câu 6: make</w:t>
+      </w:r>
+    </w:p>
+    <w:p>
+      <w:pPr>
+        <w:spacing w:before="0" w:after="90" w:line="300" w:lineRule="auto"/>
+        <w:widowControl/>
+      </w:pPr>
+      <w:r>
+        <w:rPr>
+          <w:color w:val="000000"/>
+        </w:rPr>
+        <w:t>Câu 7: give</w:t>
+      </w:r>
+    </w:p>
+    <w:p>
+      <w:pPr>
+        <w:spacing w:before="0" w:after="90" w:line="300" w:lineRule="auto"/>
+        <w:widowControl/>
+      </w:pPr>
+      <w:r>
+        <w:rPr>
+          <w:color w:val="000000"/>
+        </w:rPr>
+        <w:t>Câu 8: gain</w:t>
+      </w:r>
+    </w:p>
+    <w:p>
+      <w:pPr>
+        <w:spacing w:before="0" w:after="90" w:line="300" w:lineRule="auto"/>
+        <w:widowControl/>
+      </w:pPr>
+      <w:r>
+        <w:rPr>
+          <w:color w:val="000000"/>
+        </w:rPr>
+        <w:t>Câu 9: meet</w:t>
+      </w:r>
+    </w:p>
+    <w:p>
+      <w:pPr>
+        <w:spacing w:before="0" w:after="90" w:line="300" w:lineRule="auto"/>
+        <w:widowControl/>
+      </w:pPr>
+      <w:r>
+        <w:rPr>
+          <w:color w:val="000000"/>
+        </w:rPr>
+        <w:t>Câu 10: draw / reach</w:t>
+      </w:r>
+    </w:p>
+    <w:p>
+      <w:pPr>
+        <w:spacing w:before="220" w:after="60" w:line="300" w:lineRule="auto"/>
+        <w:widowControl/>
+        <w:keepNext/>
+      </w:pPr>
+      <w:r>
+        <w:rPr>
+          <w:color w:val="000000"/>
           <w:b/>
-        </w:rPr>
-        <w:t xml:space="preserve">PHẦN 3: 1. I made a serious mistake.; 2. We did/conducted research before the meeting.; 3. There was heavy rain all night.; 4. Lan gained valuable experience.; 5. Please pay attention to the instructions.; 6. Nam took an exam yesterday.; 7. The company achieved great success.; 8. She did her best.; 9. We had a discussion.; 10. He has a close relationship with his manager.</w:t>
-      </w:r>
-    </w:p>
-    <w:p>
-      <w:r>
-        <w:rPr>
+          <w:sz w:val="24"/>
+          <w:szCs w:val="24"/>
+        </w:rPr>
+        <w:t>PHẦN 2</w:t>
+      </w:r>
+    </w:p>
+    <w:p>
+      <w:pPr>
+        <w:spacing w:before="0" w:after="90" w:line="300" w:lineRule="auto"/>
+        <w:widowControl/>
+      </w:pPr>
+      <w:r>
+        <w:rPr>
+          <w:color w:val="000000"/>
+        </w:rPr>
+        <w:t>Câu 1: A</w:t>
+      </w:r>
+    </w:p>
+    <w:p>
+      <w:pPr>
+        <w:spacing w:before="0" w:after="90" w:line="300" w:lineRule="auto"/>
+        <w:widowControl/>
+      </w:pPr>
+      <w:r>
+        <w:rPr>
+          <w:color w:val="000000"/>
+        </w:rPr>
+        <w:t>Câu 2: B</w:t>
+      </w:r>
+    </w:p>
+    <w:p>
+      <w:pPr>
+        <w:spacing w:before="0" w:after="90" w:line="300" w:lineRule="auto"/>
+        <w:widowControl/>
+      </w:pPr>
+      <w:r>
+        <w:rPr>
+          <w:color w:val="000000"/>
+        </w:rPr>
+        <w:t>Câu 3: B</w:t>
+      </w:r>
+    </w:p>
+    <w:p>
+      <w:pPr>
+        <w:spacing w:before="0" w:after="90" w:line="300" w:lineRule="auto"/>
+        <w:widowControl/>
+      </w:pPr>
+      <w:r>
+        <w:rPr>
+          <w:color w:val="000000"/>
+        </w:rPr>
+        <w:t>Câu 4: A</w:t>
+      </w:r>
+    </w:p>
+    <w:p>
+      <w:pPr>
+        <w:spacing w:before="0" w:after="90" w:line="300" w:lineRule="auto"/>
+        <w:widowControl/>
+      </w:pPr>
+      <w:r>
+        <w:rPr>
+          <w:color w:val="000000"/>
+        </w:rPr>
+        <w:t>Câu 5: A</w:t>
+      </w:r>
+    </w:p>
+    <w:p>
+      <w:pPr>
+        <w:spacing w:before="0" w:after="90" w:line="300" w:lineRule="auto"/>
+        <w:widowControl/>
+      </w:pPr>
+      <w:r>
+        <w:rPr>
+          <w:color w:val="000000"/>
+        </w:rPr>
+        <w:t>Câu 6: A</w:t>
+      </w:r>
+    </w:p>
+    <w:p>
+      <w:pPr>
+        <w:spacing w:before="0" w:after="90" w:line="300" w:lineRule="auto"/>
+        <w:widowControl/>
+      </w:pPr>
+      <w:r>
+        <w:rPr>
+          <w:color w:val="000000"/>
+        </w:rPr>
+        <w:t>Câu 7: A</w:t>
+      </w:r>
+    </w:p>
+    <w:p>
+      <w:pPr>
+        <w:spacing w:before="0" w:after="90" w:line="300" w:lineRule="auto"/>
+        <w:widowControl/>
+      </w:pPr>
+      <w:r>
+        <w:rPr>
+          <w:color w:val="000000"/>
+        </w:rPr>
+        <w:t>Câu 8: A</w:t>
+      </w:r>
+    </w:p>
+    <w:p>
+      <w:pPr>
+        <w:spacing w:before="0" w:after="90" w:line="300" w:lineRule="auto"/>
+        <w:widowControl/>
+      </w:pPr>
+      <w:r>
+        <w:rPr>
+          <w:color w:val="000000"/>
+        </w:rPr>
+        <w:t>Câu 9: A</w:t>
+      </w:r>
+    </w:p>
+    <w:p>
+      <w:pPr>
+        <w:spacing w:before="0" w:after="90" w:line="300" w:lineRule="auto"/>
+        <w:widowControl/>
+      </w:pPr>
+      <w:r>
+        <w:rPr>
+          <w:color w:val="000000"/>
+        </w:rPr>
+        <w:t>Câu 10: A</w:t>
+      </w:r>
+    </w:p>
+    <w:p>
+      <w:pPr>
+        <w:spacing w:before="220" w:after="60" w:line="300" w:lineRule="auto"/>
+        <w:widowControl/>
+        <w:keepNext/>
+      </w:pPr>
+      <w:r>
+        <w:rPr>
+          <w:color w:val="000000"/>
           <w:b/>
-        </w:rPr>
-        <w:t xml:space="preserve">PHẦN 4: 1. very easy; 2. slightly ill; 3. very rarely; 4. make people feel less awkward; 5. be extremely expensive; 6. reveal a secret; 7. stop working for the day; 8. making good progress; 9. miss an opportunity; 10. remain calm</w:t>
-      </w:r>
-    </w:p>
-    <w:p>
-      <w:r>
-        <w:rPr>
+          <w:sz w:val="24"/>
+          <w:szCs w:val="24"/>
+        </w:rPr>
+        <w:t>PHẦN 3</w:t>
+      </w:r>
+    </w:p>
+    <w:p>
+      <w:pPr>
+        <w:spacing w:before="0" w:after="90" w:line="300" w:lineRule="auto"/>
+        <w:widowControl/>
+      </w:pPr>
+      <w:r>
+        <w:rPr>
+          <w:color w:val="000000"/>
+        </w:rPr>
+        <w:t>Câu 1: I made a serious mistake.</w:t>
+      </w:r>
+    </w:p>
+    <w:p>
+      <w:pPr>
+        <w:spacing w:before="0" w:after="90" w:line="300" w:lineRule="auto"/>
+        <w:widowControl/>
+      </w:pPr>
+      <w:r>
+        <w:rPr>
+          <w:color w:val="000000"/>
+        </w:rPr>
+        <w:t>Câu 2: We did/conducted research before the meeting.</w:t>
+      </w:r>
+    </w:p>
+    <w:p>
+      <w:pPr>
+        <w:spacing w:before="0" w:after="90" w:line="300" w:lineRule="auto"/>
+        <w:widowControl/>
+      </w:pPr>
+      <w:r>
+        <w:rPr>
+          <w:color w:val="000000"/>
+        </w:rPr>
+        <w:t>Câu 3: There was heavy rain all night.</w:t>
+      </w:r>
+    </w:p>
+    <w:p>
+      <w:pPr>
+        <w:spacing w:before="0" w:after="90" w:line="300" w:lineRule="auto"/>
+        <w:widowControl/>
+      </w:pPr>
+      <w:r>
+        <w:rPr>
+          <w:color w:val="000000"/>
+        </w:rPr>
+        <w:t>Câu 4: Lan gained valuable experience.</w:t>
+      </w:r>
+    </w:p>
+    <w:p>
+      <w:pPr>
+        <w:spacing w:before="0" w:after="90" w:line="300" w:lineRule="auto"/>
+        <w:widowControl/>
+      </w:pPr>
+      <w:r>
+        <w:rPr>
+          <w:color w:val="000000"/>
+        </w:rPr>
+        <w:t>Câu 5: Please pay attention to the instructions.</w:t>
+      </w:r>
+    </w:p>
+    <w:p>
+      <w:pPr>
+        <w:spacing w:before="0" w:after="90" w:line="300" w:lineRule="auto"/>
+        <w:widowControl/>
+      </w:pPr>
+      <w:r>
+        <w:rPr>
+          <w:color w:val="000000"/>
+        </w:rPr>
+        <w:t>Câu 6: Nam took an exam yesterday.</w:t>
+      </w:r>
+    </w:p>
+    <w:p>
+      <w:pPr>
+        <w:spacing w:before="0" w:after="90" w:line="300" w:lineRule="auto"/>
+        <w:widowControl/>
+      </w:pPr>
+      <w:r>
+        <w:rPr>
+          <w:color w:val="000000"/>
+        </w:rPr>
+        <w:t>Câu 7: The company achieved great success.</w:t>
+      </w:r>
+    </w:p>
+    <w:p>
+      <w:pPr>
+        <w:spacing w:before="0" w:after="90" w:line="300" w:lineRule="auto"/>
+        <w:widowControl/>
+      </w:pPr>
+      <w:r>
+        <w:rPr>
+          <w:color w:val="000000"/>
+        </w:rPr>
+        <w:t>Câu 8: She did her best.</w:t>
+      </w:r>
+    </w:p>
+    <w:p>
+      <w:pPr>
+        <w:spacing w:before="0" w:after="90" w:line="300" w:lineRule="auto"/>
+        <w:widowControl/>
+      </w:pPr>
+      <w:r>
+        <w:rPr>
+          <w:color w:val="000000"/>
+        </w:rPr>
+        <w:t>Câu 9: We had a discussion.</w:t>
+      </w:r>
+    </w:p>
+    <w:p>
+      <w:pPr>
+        <w:spacing w:before="0" w:after="90" w:line="300" w:lineRule="auto"/>
+        <w:widowControl/>
+      </w:pPr>
+      <w:r>
+        <w:rPr>
+          <w:color w:val="000000"/>
+        </w:rPr>
+        <w:t>Câu 10: He has a close relationship with his manager.</w:t>
+      </w:r>
+    </w:p>
+    <w:p>
+      <w:pPr>
+        <w:spacing w:before="220" w:after="60" w:line="300" w:lineRule="auto"/>
+        <w:widowControl/>
+        <w:keepNext/>
+      </w:pPr>
+      <w:r>
+        <w:rPr>
+          <w:color w:val="000000"/>
           <w:b/>
-        </w:rPr>
-        <w:t xml:space="preserve">PHẦN 5: 1. cake; 2. weather; 3. moon; 4. ice; 5. beans; 6. head; 7. on; 8. time; 9. one; 10. court</w:t>
-      </w:r>
-    </w:p>
-    <w:p>
-      <w:r>
-        <w:rPr>
+          <w:sz w:val="24"/>
+          <w:szCs w:val="24"/>
+        </w:rPr>
+        <w:t>PHẦN 4</w:t>
+      </w:r>
+    </w:p>
+    <w:p>
+      <w:pPr>
+        <w:spacing w:before="0" w:after="90" w:line="300" w:lineRule="auto"/>
+        <w:widowControl/>
+      </w:pPr>
+      <w:r>
+        <w:rPr>
+          <w:color w:val="000000"/>
+        </w:rPr>
+        <w:t>Câu 1: very easy</w:t>
+      </w:r>
+    </w:p>
+    <w:p>
+      <w:pPr>
+        <w:spacing w:before="0" w:after="90" w:line="300" w:lineRule="auto"/>
+        <w:widowControl/>
+      </w:pPr>
+      <w:r>
+        <w:rPr>
+          <w:color w:val="000000"/>
+        </w:rPr>
+        <w:t>Câu 2: slightly ill</w:t>
+      </w:r>
+    </w:p>
+    <w:p>
+      <w:pPr>
+        <w:spacing w:before="0" w:after="90" w:line="300" w:lineRule="auto"/>
+        <w:widowControl/>
+      </w:pPr>
+      <w:r>
+        <w:rPr>
+          <w:color w:val="000000"/>
+        </w:rPr>
+        <w:t>Câu 3: very rarely</w:t>
+      </w:r>
+    </w:p>
+    <w:p>
+      <w:pPr>
+        <w:spacing w:before="0" w:after="90" w:line="300" w:lineRule="auto"/>
+        <w:widowControl/>
+      </w:pPr>
+      <w:r>
+        <w:rPr>
+          <w:color w:val="000000"/>
+        </w:rPr>
+        <w:t>Câu 4: make people feel less awkward</w:t>
+      </w:r>
+    </w:p>
+    <w:p>
+      <w:pPr>
+        <w:spacing w:before="0" w:after="90" w:line="300" w:lineRule="auto"/>
+        <w:widowControl/>
+      </w:pPr>
+      <w:r>
+        <w:rPr>
+          <w:color w:val="000000"/>
+        </w:rPr>
+        <w:t>Câu 5: be extremely expensive</w:t>
+      </w:r>
+    </w:p>
+    <w:p>
+      <w:pPr>
+        <w:spacing w:before="0" w:after="90" w:line="300" w:lineRule="auto"/>
+        <w:widowControl/>
+      </w:pPr>
+      <w:r>
+        <w:rPr>
+          <w:color w:val="000000"/>
+        </w:rPr>
+        <w:t>Câu 6: reveal a secret</w:t>
+      </w:r>
+    </w:p>
+    <w:p>
+      <w:pPr>
+        <w:spacing w:before="0" w:after="90" w:line="300" w:lineRule="auto"/>
+        <w:widowControl/>
+      </w:pPr>
+      <w:r>
+        <w:rPr>
+          <w:color w:val="000000"/>
+        </w:rPr>
+        <w:t>Câu 7: stop working for the day</w:t>
+      </w:r>
+    </w:p>
+    <w:p>
+      <w:pPr>
+        <w:spacing w:before="0" w:after="90" w:line="300" w:lineRule="auto"/>
+        <w:widowControl/>
+      </w:pPr>
+      <w:r>
+        <w:rPr>
+          <w:color w:val="000000"/>
+        </w:rPr>
+        <w:t>Câu 8: making good progress</w:t>
+      </w:r>
+    </w:p>
+    <w:p>
+      <w:pPr>
+        <w:spacing w:before="0" w:after="90" w:line="300" w:lineRule="auto"/>
+        <w:widowControl/>
+      </w:pPr>
+      <w:r>
+        <w:rPr>
+          <w:color w:val="000000"/>
+        </w:rPr>
+        <w:t>Câu 9: miss an opportunity</w:t>
+      </w:r>
+    </w:p>
+    <w:p>
+      <w:pPr>
+        <w:spacing w:before="0" w:after="90" w:line="300" w:lineRule="auto"/>
+        <w:widowControl/>
+      </w:pPr>
+      <w:r>
+        <w:rPr>
+          <w:color w:val="000000"/>
+        </w:rPr>
+        <w:t>Câu 10: remain calm</w:t>
+      </w:r>
+    </w:p>
+    <w:p>
+      <w:pPr>
+        <w:spacing w:before="220" w:after="60" w:line="300" w:lineRule="auto"/>
+        <w:widowControl/>
+        <w:keepNext/>
+      </w:pPr>
+      <w:r>
+        <w:rPr>
+          <w:color w:val="000000"/>
           <w:b/>
-        </w:rPr>
-        <w:t xml:space="preserve">PHẦN 6: 1. a piece of cake; 2. under the weather; 3. spilled the beans; 4. in the nick of time; 5. over the moon; 6. cost an arm and a leg; 7. back to square one; 8. the ball is in your court; 9. hit the nail on the head; 10. once in a blue moon</w:t>
-      </w:r>
-    </w:p>
-    <w:p>
-      <w:r>
-        <w:rPr>
+          <w:sz w:val="24"/>
+          <w:szCs w:val="24"/>
+        </w:rPr>
+        <w:t>PHẦN 5</w:t>
+      </w:r>
+    </w:p>
+    <w:p>
+      <w:pPr>
+        <w:spacing w:before="0" w:after="90" w:line="300" w:lineRule="auto"/>
+        <w:widowControl/>
+      </w:pPr>
+      <w:r>
+        <w:rPr>
+          <w:color w:val="000000"/>
+        </w:rPr>
+        <w:t>Câu 1: cake</w:t>
+      </w:r>
+    </w:p>
+    <w:p>
+      <w:pPr>
+        <w:spacing w:before="0" w:after="90" w:line="300" w:lineRule="auto"/>
+        <w:widowControl/>
+      </w:pPr>
+      <w:r>
+        <w:rPr>
+          <w:color w:val="000000"/>
+        </w:rPr>
+        <w:t>Câu 2: weather</w:t>
+      </w:r>
+    </w:p>
+    <w:p>
+      <w:pPr>
+        <w:spacing w:before="0" w:after="90" w:line="300" w:lineRule="auto"/>
+        <w:widowControl/>
+      </w:pPr>
+      <w:r>
+        <w:rPr>
+          <w:color w:val="000000"/>
+        </w:rPr>
+        <w:t>Câu 3: moon</w:t>
+      </w:r>
+    </w:p>
+    <w:p>
+      <w:pPr>
+        <w:spacing w:before="0" w:after="90" w:line="300" w:lineRule="auto"/>
+        <w:widowControl/>
+      </w:pPr>
+      <w:r>
+        <w:rPr>
+          <w:color w:val="000000"/>
+        </w:rPr>
+        <w:t>Câu 4: ice</w:t>
+      </w:r>
+    </w:p>
+    <w:p>
+      <w:pPr>
+        <w:spacing w:before="0" w:after="90" w:line="300" w:lineRule="auto"/>
+        <w:widowControl/>
+      </w:pPr>
+      <w:r>
+        <w:rPr>
+          <w:color w:val="000000"/>
+        </w:rPr>
+        <w:t>Câu 5: beans</w:t>
+      </w:r>
+    </w:p>
+    <w:p>
+      <w:pPr>
+        <w:spacing w:before="0" w:after="90" w:line="300" w:lineRule="auto"/>
+        <w:widowControl/>
+      </w:pPr>
+      <w:r>
+        <w:rPr>
+          <w:color w:val="000000"/>
+        </w:rPr>
+        <w:t>Câu 6: head</w:t>
+      </w:r>
+    </w:p>
+    <w:p>
+      <w:pPr>
+        <w:spacing w:before="0" w:after="90" w:line="300" w:lineRule="auto"/>
+        <w:widowControl/>
+      </w:pPr>
+      <w:r>
+        <w:rPr>
+          <w:color w:val="000000"/>
+        </w:rPr>
+        <w:t>Câu 7: on</w:t>
+      </w:r>
+    </w:p>
+    <w:p>
+      <w:pPr>
+        <w:spacing w:before="0" w:after="90" w:line="300" w:lineRule="auto"/>
+        <w:widowControl/>
+      </w:pPr>
+      <w:r>
+        <w:rPr>
+          <w:color w:val="000000"/>
+        </w:rPr>
+        <w:t>Câu 8: time</w:t>
+      </w:r>
+    </w:p>
+    <w:p>
+      <w:pPr>
+        <w:spacing w:before="0" w:after="90" w:line="300" w:lineRule="auto"/>
+        <w:widowControl/>
+      </w:pPr>
+      <w:r>
+        <w:rPr>
+          <w:color w:val="000000"/>
+        </w:rPr>
+        <w:t>Câu 9: one</w:t>
+      </w:r>
+    </w:p>
+    <w:p>
+      <w:pPr>
+        <w:spacing w:before="0" w:after="90" w:line="300" w:lineRule="auto"/>
+        <w:widowControl/>
+      </w:pPr>
+      <w:r>
+        <w:rPr>
+          <w:color w:val="000000"/>
+        </w:rPr>
+        <w:t>Câu 10: court</w:t>
+      </w:r>
+    </w:p>
+    <w:p>
+      <w:pPr>
+        <w:spacing w:before="220" w:after="60" w:line="300" w:lineRule="auto"/>
+        <w:widowControl/>
+        <w:keepNext/>
+      </w:pPr>
+      <w:r>
+        <w:rPr>
+          <w:color w:val="000000"/>
           <w:b/>
-        </w:rPr>
-        <w:t xml:space="preserve">PHẦN 7: 1. start; 2. challenging; 3. significant; 4. assist; 5. purchase; 6. rapid; 7. clever; 8. furious; 9. attractive; 10. silent</w:t>
-      </w:r>
-    </w:p>
-    <w:p>
-      <w:r>
-        <w:rPr>
+          <w:sz w:val="24"/>
+          <w:szCs w:val="24"/>
+        </w:rPr>
+        <w:t>PHẦN 6</w:t>
+      </w:r>
+    </w:p>
+    <w:p>
+      <w:pPr>
+        <w:spacing w:before="0" w:after="90" w:line="300" w:lineRule="auto"/>
+        <w:widowControl/>
+      </w:pPr>
+      <w:r>
+        <w:rPr>
+          <w:color w:val="000000"/>
+        </w:rPr>
+        <w:t>Câu 1: a piece of cake</w:t>
+      </w:r>
+    </w:p>
+    <w:p>
+      <w:pPr>
+        <w:spacing w:before="0" w:after="90" w:line="300" w:lineRule="auto"/>
+        <w:widowControl/>
+      </w:pPr>
+      <w:r>
+        <w:rPr>
+          <w:color w:val="000000"/>
+        </w:rPr>
+        <w:t>Câu 2: under the weather</w:t>
+      </w:r>
+    </w:p>
+    <w:p>
+      <w:pPr>
+        <w:spacing w:before="0" w:after="90" w:line="300" w:lineRule="auto"/>
+        <w:widowControl/>
+      </w:pPr>
+      <w:r>
+        <w:rPr>
+          <w:color w:val="000000"/>
+        </w:rPr>
+        <w:t>Câu 3: spilled the beans</w:t>
+      </w:r>
+    </w:p>
+    <w:p>
+      <w:pPr>
+        <w:spacing w:before="0" w:after="90" w:line="300" w:lineRule="auto"/>
+        <w:widowControl/>
+      </w:pPr>
+      <w:r>
+        <w:rPr>
+          <w:color w:val="000000"/>
+        </w:rPr>
+        <w:t>Câu 4: in the nick of time</w:t>
+      </w:r>
+    </w:p>
+    <w:p>
+      <w:pPr>
+        <w:spacing w:before="0" w:after="90" w:line="300" w:lineRule="auto"/>
+        <w:widowControl/>
+      </w:pPr>
+      <w:r>
+        <w:rPr>
+          <w:color w:val="000000"/>
+        </w:rPr>
+        <w:t>Câu 5: over the moon</w:t>
+      </w:r>
+    </w:p>
+    <w:p>
+      <w:pPr>
+        <w:spacing w:before="0" w:after="90" w:line="300" w:lineRule="auto"/>
+        <w:widowControl/>
+      </w:pPr>
+      <w:r>
+        <w:rPr>
+          <w:color w:val="000000"/>
+        </w:rPr>
+        <w:t>Câu 6: cost an arm and a leg</w:t>
+      </w:r>
+    </w:p>
+    <w:p>
+      <w:pPr>
+        <w:spacing w:before="0" w:after="90" w:line="300" w:lineRule="auto"/>
+        <w:widowControl/>
+      </w:pPr>
+      <w:r>
+        <w:rPr>
+          <w:color w:val="000000"/>
+        </w:rPr>
+        <w:t>Câu 7: back to square one</w:t>
+      </w:r>
+    </w:p>
+    <w:p>
+      <w:pPr>
+        <w:spacing w:before="0" w:after="90" w:line="300" w:lineRule="auto"/>
+        <w:widowControl/>
+      </w:pPr>
+      <w:r>
+        <w:rPr>
+          <w:color w:val="000000"/>
+        </w:rPr>
+        <w:t>Câu 8: the ball is in your court</w:t>
+      </w:r>
+    </w:p>
+    <w:p>
+      <w:pPr>
+        <w:spacing w:before="0" w:after="90" w:line="300" w:lineRule="auto"/>
+        <w:widowControl/>
+      </w:pPr>
+      <w:r>
+        <w:rPr>
+          <w:color w:val="000000"/>
+        </w:rPr>
+        <w:t>Câu 9: hit the nail on the head</w:t>
+      </w:r>
+    </w:p>
+    <w:p>
+      <w:pPr>
+        <w:spacing w:before="0" w:after="90" w:line="300" w:lineRule="auto"/>
+        <w:widowControl/>
+      </w:pPr>
+      <w:r>
+        <w:rPr>
+          <w:color w:val="000000"/>
+        </w:rPr>
+        <w:t>Câu 10: once in a blue moon</w:t>
+      </w:r>
+    </w:p>
+    <w:p>
+      <w:pPr>
+        <w:spacing w:before="220" w:after="60" w:line="300" w:lineRule="auto"/>
+        <w:widowControl/>
+        <w:keepNext/>
+      </w:pPr>
+      <w:r>
+        <w:rPr>
+          <w:color w:val="000000"/>
           <w:b/>
-        </w:rPr>
-        <w:t xml:space="preserve">PHẦN 8: 1. modern; 2. selfish / stingy; 3. decrease; 4. refuse; 5. temporary; 6. illegal; 7. wide; 8. pessimistic; 9. employee; 10. borrow</w:t>
-      </w:r>
-    </w:p>
-    <w:p>
-      <w:r>
-        <w:rPr>
+          <w:sz w:val="24"/>
+          <w:szCs w:val="24"/>
+        </w:rPr>
+        <w:t>PHẦN 7</w:t>
+      </w:r>
+    </w:p>
+    <w:p>
+      <w:pPr>
+        <w:spacing w:before="0" w:after="90" w:line="300" w:lineRule="auto"/>
+        <w:widowControl/>
+      </w:pPr>
+      <w:r>
+        <w:rPr>
+          <w:color w:val="000000"/>
+        </w:rPr>
+        <w:t>Câu 1: start</w:t>
+      </w:r>
+    </w:p>
+    <w:p>
+      <w:pPr>
+        <w:spacing w:before="0" w:after="90" w:line="300" w:lineRule="auto"/>
+        <w:widowControl/>
+      </w:pPr>
+      <w:r>
+        <w:rPr>
+          <w:color w:val="000000"/>
+        </w:rPr>
+        <w:t>Câu 2: challenging</w:t>
+      </w:r>
+    </w:p>
+    <w:p>
+      <w:pPr>
+        <w:spacing w:before="0" w:after="90" w:line="300" w:lineRule="auto"/>
+        <w:widowControl/>
+      </w:pPr>
+      <w:r>
+        <w:rPr>
+          <w:color w:val="000000"/>
+        </w:rPr>
+        <w:t>Câu 3: significant</w:t>
+      </w:r>
+    </w:p>
+    <w:p>
+      <w:pPr>
+        <w:spacing w:before="0" w:after="90" w:line="300" w:lineRule="auto"/>
+        <w:widowControl/>
+      </w:pPr>
+      <w:r>
+        <w:rPr>
+          <w:color w:val="000000"/>
+        </w:rPr>
+        <w:t>Câu 4: assist</w:t>
+      </w:r>
+    </w:p>
+    <w:p>
+      <w:pPr>
+        <w:spacing w:before="0" w:after="90" w:line="300" w:lineRule="auto"/>
+        <w:widowControl/>
+      </w:pPr>
+      <w:r>
+        <w:rPr>
+          <w:color w:val="000000"/>
+        </w:rPr>
+        <w:t>Câu 5: purchase</w:t>
+      </w:r>
+    </w:p>
+    <w:p>
+      <w:pPr>
+        <w:spacing w:before="0" w:after="90" w:line="300" w:lineRule="auto"/>
+        <w:widowControl/>
+      </w:pPr>
+      <w:r>
+        <w:rPr>
+          <w:color w:val="000000"/>
+        </w:rPr>
+        <w:t>Câu 6: rapid</w:t>
+      </w:r>
+    </w:p>
+    <w:p>
+      <w:pPr>
+        <w:spacing w:before="0" w:after="90" w:line="300" w:lineRule="auto"/>
+        <w:widowControl/>
+      </w:pPr>
+      <w:r>
+        <w:rPr>
+          <w:color w:val="000000"/>
+        </w:rPr>
+        <w:t>Câu 7: clever</w:t>
+      </w:r>
+    </w:p>
+    <w:p>
+      <w:pPr>
+        <w:spacing w:before="0" w:after="90" w:line="300" w:lineRule="auto"/>
+        <w:widowControl/>
+      </w:pPr>
+      <w:r>
+        <w:rPr>
+          <w:color w:val="000000"/>
+        </w:rPr>
+        <w:t>Câu 8: furious</w:t>
+      </w:r>
+    </w:p>
+    <w:p>
+      <w:pPr>
+        <w:spacing w:before="0" w:after="90" w:line="300" w:lineRule="auto"/>
+        <w:widowControl/>
+      </w:pPr>
+      <w:r>
+        <w:rPr>
+          <w:color w:val="000000"/>
+        </w:rPr>
+        <w:t>Câu 9: attractive</w:t>
+      </w:r>
+    </w:p>
+    <w:p>
+      <w:pPr>
+        <w:spacing w:before="0" w:after="90" w:line="300" w:lineRule="auto"/>
+        <w:widowControl/>
+      </w:pPr>
+      <w:r>
+        <w:rPr>
+          <w:color w:val="000000"/>
+        </w:rPr>
+        <w:t>Câu 10: silent</w:t>
+      </w:r>
+    </w:p>
+    <w:p>
+      <w:pPr>
+        <w:spacing w:before="220" w:after="60" w:line="300" w:lineRule="auto"/>
+        <w:widowControl/>
+        <w:keepNext/>
+      </w:pPr>
+      <w:r>
+        <w:rPr>
+          <w:color w:val="000000"/>
           <w:b/>
-        </w:rPr>
-        <w:t xml:space="preserve">PHẦN 9: 1. An important decision. 2. Valuable experience. 3. A piece of cake. 4. She kept her cool. 5. To discuss it with her family.</w:t>
-      </w:r>
-    </w:p>
-    <w:p>
-      <w:r>
-        <w:rPr>
+          <w:sz w:val="24"/>
+          <w:szCs w:val="24"/>
+        </w:rPr>
+        <w:t>PHẦN 8</w:t>
+      </w:r>
+    </w:p>
+    <w:p>
+      <w:pPr>
+        <w:spacing w:before="0" w:after="90" w:line="300" w:lineRule="auto"/>
+        <w:widowControl/>
+      </w:pPr>
+      <w:r>
+        <w:rPr>
+          <w:color w:val="000000"/>
+        </w:rPr>
+        <w:t>Câu 1: modern</w:t>
+      </w:r>
+    </w:p>
+    <w:p>
+      <w:pPr>
+        <w:spacing w:before="0" w:after="90" w:line="300" w:lineRule="auto"/>
+        <w:widowControl/>
+      </w:pPr>
+      <w:r>
+        <w:rPr>
+          <w:color w:val="000000"/>
+        </w:rPr>
+        <w:t>Câu 2: selfish / stingy</w:t>
+      </w:r>
+    </w:p>
+    <w:p>
+      <w:pPr>
+        <w:spacing w:before="0" w:after="90" w:line="300" w:lineRule="auto"/>
+        <w:widowControl/>
+      </w:pPr>
+      <w:r>
+        <w:rPr>
+          <w:color w:val="000000"/>
+        </w:rPr>
+        <w:t>Câu 3: decrease</w:t>
+      </w:r>
+    </w:p>
+    <w:p>
+      <w:pPr>
+        <w:spacing w:before="0" w:after="90" w:line="300" w:lineRule="auto"/>
+        <w:widowControl/>
+      </w:pPr>
+      <w:r>
+        <w:rPr>
+          <w:color w:val="000000"/>
+        </w:rPr>
+        <w:t>Câu 4: refuse</w:t>
+      </w:r>
+    </w:p>
+    <w:p>
+      <w:pPr>
+        <w:spacing w:before="0" w:after="90" w:line="300" w:lineRule="auto"/>
+        <w:widowControl/>
+      </w:pPr>
+      <w:r>
+        <w:rPr>
+          <w:color w:val="000000"/>
+        </w:rPr>
+        <w:t>Câu 5: temporary</w:t>
+      </w:r>
+    </w:p>
+    <w:p>
+      <w:pPr>
+        <w:spacing w:before="0" w:after="90" w:line="300" w:lineRule="auto"/>
+        <w:widowControl/>
+      </w:pPr>
+      <w:r>
+        <w:rPr>
+          <w:color w:val="000000"/>
+        </w:rPr>
+        <w:t>Câu 6: illegal</w:t>
+      </w:r>
+    </w:p>
+    <w:p>
+      <w:pPr>
+        <w:spacing w:before="0" w:after="90" w:line="300" w:lineRule="auto"/>
+        <w:widowControl/>
+      </w:pPr>
+      <w:r>
+        <w:rPr>
+          <w:color w:val="000000"/>
+        </w:rPr>
+        <w:t>Câu 7: wide</w:t>
+      </w:r>
+    </w:p>
+    <w:p>
+      <w:pPr>
+        <w:spacing w:before="0" w:after="90" w:line="300" w:lineRule="auto"/>
+        <w:widowControl/>
+      </w:pPr>
+      <w:r>
+        <w:rPr>
+          <w:color w:val="000000"/>
+        </w:rPr>
+        <w:t>Câu 8: pessimistic</w:t>
+      </w:r>
+    </w:p>
+    <w:p>
+      <w:pPr>
+        <w:spacing w:before="0" w:after="90" w:line="300" w:lineRule="auto"/>
+        <w:widowControl/>
+      </w:pPr>
+      <w:r>
+        <w:rPr>
+          <w:color w:val="000000"/>
+        </w:rPr>
+        <w:t>Câu 9: employee</w:t>
+      </w:r>
+    </w:p>
+    <w:p>
+      <w:pPr>
+        <w:spacing w:before="0" w:after="90" w:line="300" w:lineRule="auto"/>
+        <w:widowControl/>
+      </w:pPr>
+      <w:r>
+        <w:rPr>
+          <w:color w:val="000000"/>
+        </w:rPr>
+        <w:t>Câu 10: borrow</w:t>
+      </w:r>
+    </w:p>
+    <w:p>
+      <w:pPr>
+        <w:spacing w:before="220" w:after="60" w:line="300" w:lineRule="auto"/>
+        <w:widowControl/>
+        <w:keepNext/>
+      </w:pPr>
+      <w:r>
+        <w:rPr>
+          <w:color w:val="000000"/>
           <w:b/>
-        </w:rPr>
-        <w:t xml:space="preserve">BÀI VIẾT MẪU (104 từ): Last month, I had to make an important decision about a new job. The position offered a high salary and an opportunity to gain valuable experience. Before the interview, I did research and took careful notes. I felt under the weather that morning, but I kept my cool. Fortunately, most questions were a piece of cake, and I gave clear answers. When the company offered me the position, I was over the moon. I did not accept immediately because a permanent job is different from temporary work. After discussing the advantages and disadvantages with my family, I made the final choice and accepted it.</w:t>
+          <w:sz w:val="24"/>
+          <w:szCs w:val="24"/>
+        </w:rPr>
+        <w:t>PHẦN 9</w:t>
+      </w:r>
+    </w:p>
+    <w:p>
+      <w:pPr>
+        <w:spacing w:before="0" w:after="90" w:line="300" w:lineRule="auto"/>
+        <w:widowControl/>
+      </w:pPr>
+      <w:r>
+        <w:rPr>
+          <w:color w:val="000000"/>
+        </w:rPr>
+        <w:t>Câu 1: An important decision.</w:t>
+      </w:r>
+    </w:p>
+    <w:p>
+      <w:pPr>
+        <w:spacing w:before="0" w:after="90" w:line="300" w:lineRule="auto"/>
+        <w:widowControl/>
+      </w:pPr>
+      <w:r>
+        <w:rPr>
+          <w:color w:val="000000"/>
+        </w:rPr>
+        <w:t>Câu 2: Valuable experience.</w:t>
+      </w:r>
+    </w:p>
+    <w:p>
+      <w:pPr>
+        <w:spacing w:before="0" w:after="90" w:line="300" w:lineRule="auto"/>
+        <w:widowControl/>
+      </w:pPr>
+      <w:r>
+        <w:rPr>
+          <w:color w:val="000000"/>
+        </w:rPr>
+        <w:t>Câu 3: A piece of cake.</w:t>
+      </w:r>
+    </w:p>
+    <w:p>
+      <w:pPr>
+        <w:spacing w:before="0" w:after="90" w:line="300" w:lineRule="auto"/>
+        <w:widowControl/>
+      </w:pPr>
+      <w:r>
+        <w:rPr>
+          <w:color w:val="000000"/>
+        </w:rPr>
+        <w:t>Câu 4: She kept her cool.</w:t>
+      </w:r>
+    </w:p>
+    <w:p>
+      <w:pPr>
+        <w:spacing w:before="0" w:after="90" w:line="300" w:lineRule="auto"/>
+        <w:widowControl/>
+      </w:pPr>
+      <w:r>
+        <w:rPr>
+          <w:color w:val="000000"/>
+        </w:rPr>
+        <w:t>Câu 5: To discuss it with her family.</w:t>
+      </w:r>
+    </w:p>
+    <w:p>
+      <w:pPr>
+        <w:spacing w:before="220" w:after="60" w:line="300" w:lineRule="auto"/>
+        <w:widowControl/>
+        <w:keepNext/>
+      </w:pPr>
+      <w:r>
+        <w:rPr>
+          <w:color w:val="000000"/>
+          <w:b/>
+          <w:sz w:val="24"/>
+          <w:szCs w:val="24"/>
+        </w:rPr>
+        <w:t>PHẦN 10</w:t>
+      </w:r>
+    </w:p>
+    <w:p>
+      <w:pPr>
+        <w:spacing w:before="220" w:after="60" w:line="300" w:lineRule="auto"/>
+        <w:widowControl/>
+        <w:keepNext/>
+      </w:pPr>
+      <w:r>
+        <w:rPr>
+          <w:color w:val="000000"/>
+          <w:b/>
+          <w:sz w:val="24"/>
+          <w:szCs w:val="24"/>
+        </w:rPr>
+        <w:t>BÀI VIẾT MẪU (104 từ)</w:t>
+      </w:r>
+    </w:p>
+    <w:p>
+      <w:pPr>
+        <w:spacing w:before="0" w:after="170" w:line="320" w:lineRule="auto"/>
+        <w:widowControl/>
+      </w:pPr>
+      <w:r>
+        <w:rPr>
+          <w:color w:val="000000"/>
+        </w:rPr>
+        <w:t>Last month, I had to make an important decision about a new job. The position offered a high salary and an opportunity to gain valuable experience. Before the interview, I did research and took careful notes. I felt under the weather that morning, but I kept my cool. Fortunately, most questions were a piece of cake, and I gave clear answers. When the company offered me the position, I was over the moon. I did not accept immediately because a permanent job is different from temporary work. After discussing the advantages and disadvantages with my family, I made the final choice and accepted it.</w:t>
       </w:r>
     </w:p>
     <w:sectPr>
